--- a/backend/templates/letterhead_template.docx
+++ b/backend/templates/letterhead_template.docx
@@ -2,378 +2,62 @@
 <file path=word/document.xml><?xml version="1.0" encoding="utf-8"?>
 <w:document xmlns:wpc="http://schemas.microsoft.com/office/word/2010/wordprocessingCanvas" xmlns:mo="http://schemas.microsoft.com/office/mac/office/2008/main" xmlns:mc="http://schemas.openxmlformats.org/markup-compatibility/2006" xmlns:mv="urn:schemas-microsoft-com:mac:vml" xmlns:o="urn:schemas-microsoft-com:office:office" xmlns:r="http://schemas.openxmlformats.org/officeDocument/2006/relationships" xmlns:m="http://schemas.openxmlformats.org/officeDocument/2006/math" xmlns:v="urn:schemas-microsoft-com:vml" xmlns:wp14="http://schemas.microsoft.com/office/word/2010/wordprocessingDrawing" xmlns:wp="http://schemas.openxmlformats.org/drawingml/2006/wordprocessingDrawing" xmlns:w10="urn:schemas-microsoft-com:office:word" xmlns:w="http://schemas.openxmlformats.org/wordprocessingml/2006/main" xmlns:w14="http://schemas.microsoft.com/office/word/2010/wordml" xmlns:wpg="http://schemas.microsoft.com/office/word/2010/wordprocessingGroup" xmlns:wpi="http://schemas.microsoft.com/office/word/2010/wordprocessingInk" xmlns:wne="http://schemas.microsoft.com/office/word/2006/wordml" xmlns:wps="http://schemas.microsoft.com/office/word/2010/wordprocessingShape" mc:Ignorable="w14 wp14">
   <w:body>
-    <w:p>
-      <w:pPr>
-        <w:jc w:val="center"/>
-      </w:pPr>
-      <w:r>
-        <w:rPr>
-          <w:b/>
-          <w:sz w:val="28"/>
-        </w:rPr>
-        <w:t>{{ firm_name }}</w:t>
-      </w:r>
-    </w:p>
-    <w:p>
-      <w:pPr>
-        <w:jc w:val="center"/>
-      </w:pPr>
-      <w:r>
-        <w:rPr>
-          <w:color w:val="505050"/>
-          <w:sz w:val="18"/>
-        </w:rPr>
-        <w:t>{{ firm_address }}</w:t>
-      </w:r>
-    </w:p>
-    <w:p>
-      <w:pPr>
-        <w:jc w:val="center"/>
-      </w:pPr>
-      <w:r>
-        <w:rPr>
-          <w:color w:val="505050"/>
-          <w:sz w:val="18"/>
-        </w:rPr>
-        <w:t>Tel: {{ firm_phone }}   |   Email: {{ firm_email }}</w:t>
-      </w:r>
-    </w:p>
-    <w:p>
-      <w:pPr>
-        <w:pBdr>
-          <w:bottom w:val="single" w:sz="6" w:color="1F3A2E"/>
-        </w:pBdr>
-        <w:spacing w:after="80"/>
-      </w:pPr>
-    </w:p>
-    <w:p>
-      <w:pPr>
-        <w:spacing w:after="0"/>
-      </w:pPr>
-      <w:r>
-        <w:rPr>
-          <w:b/>
-          <w:sz w:val="20"/>
-        </w:rPr>
-        <w:t xml:space="preserve">Ref No.: </w:t>
-      </w:r>
-      <w:r>
-        <w:rPr>
-          <w:sz w:val="20"/>
-        </w:rPr>
-        <w:t>{{ ref_no }}</w:t>
-      </w:r>
-    </w:p>
-    <w:p>
-      <w:pPr>
-        <w:spacing w:after="160"/>
-      </w:pPr>
-      <w:r>
-        <w:rPr>
-          <w:sz w:val="20"/>
-        </w:rPr>
-        <w:t>Date: {{ cert_date }}</w:t>
-      </w:r>
-    </w:p>
-    <w:p>
-      <w:pPr>
-        <w:spacing w:before="0" w:after="20"/>
-      </w:pPr>
-      <w:r>
-        <w:rPr>
-          <w:b/>
-          <w:i w:val="0"/>
-          <w:sz w:val="20"/>
-        </w:rPr>
-        <w:t>To</w:t>
-      </w:r>
-    </w:p>
-    <w:p>
-      <w:pPr>
-        <w:spacing w:before="0" w:after="20"/>
-      </w:pPr>
-      <w:r>
-        <w:rPr>
-          <w:b w:val="0"/>
-          <w:i w:val="0"/>
-          <w:sz w:val="20"/>
-        </w:rPr>
-        <w:t>The Respected Manager,</w:t>
-      </w:r>
-    </w:p>
-    <w:p>
-      <w:pPr>
-        <w:spacing w:before="0" w:after="20"/>
-      </w:pPr>
-      <w:r>
-        <w:rPr>
-          <w:b w:val="0"/>
-          <w:i w:val="0"/>
-          <w:sz w:val="20"/>
-        </w:rPr>
-        <w:t>{{ bank_name }},</w:t>
-      </w:r>
-    </w:p>
-    <w:p>
-      <w:pPr>
-        <w:spacing w:before="0" w:after="20"/>
-      </w:pPr>
-      <w:r>
-        <w:rPr>
-          <w:b w:val="0"/>
-          <w:i w:val="0"/>
-          <w:sz w:val="20"/>
-        </w:rPr>
-        <w:t>{{ bank_branch }},</w:t>
-      </w:r>
-    </w:p>
-    <w:p>
-      <w:pPr>
-        <w:spacing w:before="0" w:after="20"/>
-      </w:pPr>
-      <w:r>
-        <w:rPr>
-          <w:b w:val="0"/>
-          <w:i w:val="0"/>
-          <w:sz w:val="20"/>
-        </w:rPr>
-        <w:t>{{ bank_address }}</w:t>
-      </w:r>
-    </w:p>
-    <w:p>
-      <w:pPr>
-        <w:spacing w:before="80" w:after="0"/>
-      </w:pPr>
-    </w:p>
-    <w:p>
-      <w:pPr>
-        <w:spacing w:before="0" w:after="0"/>
-      </w:pPr>
-      <w:r>
-        <w:rPr>
-          <w:b w:val="0"/>
-          <w:i w:val="0"/>
-          <w:sz w:val="20"/>
-        </w:rPr>
-        <w:t>Dear Sir/Madam,</w:t>
-      </w:r>
-    </w:p>
-    <w:p>
-      <w:pPr>
-        <w:spacing w:before="80" w:after="0"/>
-      </w:pPr>
-    </w:p>
-    <w:p>
-      <w:pPr>
-        <w:spacing w:before="0" w:after="120"/>
-        <w:jc w:val="center"/>
-      </w:pPr>
-      <w:r>
-        <w:rPr>
-          <w:b/>
-          <w:i w:val="0"/>
-          <w:sz w:val="24"/>
-        </w:rPr>
-        <w:t>Valuation Certificate</w:t>
-      </w:r>
-    </w:p>
-    <w:p>
-      <w:pPr>
-        <w:spacing w:before="0" w:after="80"/>
-      </w:pPr>
-      <w:r>
-        <w:rPr>
-          <w:b w:val="0"/>
-          <w:i w:val="0"/>
-          <w:sz w:val="20"/>
-        </w:rPr>
-        <w:t xml:space="preserve">            We are submitting herewith the valuation report of the property which are intended to be mortgaged to the bank by:</w:t>
-      </w:r>
-    </w:p>
     <w:tbl>
+      <w:tblGrid>
+        <w:gridCol w:w="510"/>
+        <w:gridCol w:w="1587"/>
+        <w:gridCol w:w="1814"/>
+        <w:gridCol w:w="680"/>
+        <w:gridCol w:w="1077"/>
+        <w:gridCol w:w="1134"/>
+        <w:gridCol w:w="1020"/>
+        <w:gridCol w:w="1020"/>
+        <w:gridCol w:w="794"/>
+        <w:gridCol w:w="567"/>
+      </w:tblGrid>
       <w:tblPr>
         <w:tblStyle w:val="TableGrid"/>
         <w:tblW w:type="auto" w:w="0"/>
         <w:tblLook w:firstColumn="1" w:firstRow="1" w:lastColumn="0" w:lastRow="0" w:noHBand="0" w:noVBand="1" w:val="04A0"/>
       </w:tblPr>
       <w:tblGrid>
-        <w:gridCol w:w="4680"/>
-        <w:gridCol w:w="4680"/>
+        <w:gridCol w:w="1021"/>
+        <w:gridCol w:w="1021"/>
+        <w:gridCol w:w="1021"/>
+        <w:gridCol w:w="1021"/>
+        <w:gridCol w:w="1021"/>
+        <w:gridCol w:w="1021"/>
+        <w:gridCol w:w="1021"/>
+        <w:gridCol w:w="1021"/>
+        <w:gridCol w:w="1021"/>
+        <w:gridCol w:w="1021"/>
       </w:tblGrid>
       <w:tr>
+        <w:trPr>
+          <w:trHeight w:val="500" w:hRule="atLeast"/>
+        </w:trPr>
         <w:tc>
           <w:tcPr>
-            <w:tcW w:type="dxa" w:w="1728"/>
+            <w:tcW w:type="dxa" w:w="510"/>
+            <w:tcBorders>
+              <w:top w:val="single" w:sz="6" w:color="B8CCE4" w:space="0"/>
+              <w:left w:val="single" w:sz="6" w:color="B8CCE4" w:space="0"/>
+              <w:bottom w:val="single" w:sz="6" w:color="B8CCE4" w:space="0"/>
+              <w:right w:val="single" w:sz="6" w:color="B8CCE4" w:space="0"/>
+            </w:tcBorders>
+            <w:shd w:val="clear" w:color="auto" w:fill="D9E1F2"/>
+            <w:vAlign w:val="center"/>
+            <w:vMerge w:val="restart"/>
           </w:tcPr>
           <w:p>
+            <w:pPr>
+              <w:spacing w:before="20" w:after="20"/>
+              <w:jc w:val="center"/>
+            </w:pPr>
             <w:r>
               <w:rPr>
                 <w:b/>
-                <w:sz w:val="20"/>
-              </w:rPr>
-              <w:t>Client</w:t>
-            </w:r>
-          </w:p>
-        </w:tc>
-        <w:tc>
-          <w:tcPr>
-            <w:tcW w:type="dxa" w:w="7200"/>
-          </w:tcPr>
-          <w:p>
-            <w:r>
-              <w:rPr>
-                <w:sz w:val="20"/>
-              </w:rPr>
-              <w:t>{{ client_full_name }}</w:t>
-            </w:r>
-          </w:p>
-        </w:tc>
-      </w:tr>
-      <w:tr>
-        <w:tc>
-          <w:tcPr>
-            <w:tcW w:type="dxa" w:w="1728"/>
-          </w:tcPr>
-          <w:p>
-            <w:r>
-              <w:rPr>
-                <w:b/>
-                <w:sz w:val="20"/>
-              </w:rPr>
-              <w:t>Address:</w:t>
-            </w:r>
-          </w:p>
-        </w:tc>
-        <w:tc>
-          <w:tcPr>
-            <w:tcW w:type="dxa" w:w="7200"/>
-          </w:tcPr>
-          <w:p>
-            <w:r>
-              <w:rPr>
-                <w:sz w:val="20"/>
-              </w:rPr>
-              <w:t>{{ client_address_full }}</w:t>
-            </w:r>
-          </w:p>
-        </w:tc>
-      </w:tr>
-    </w:tbl>
-    <w:p>
-      <w:pPr>
-        <w:spacing w:before="120" w:after="0"/>
-      </w:pPr>
-    </w:p>
-    <w:p>
-      <w:pPr>
-        <w:spacing w:before="0" w:after="60"/>
-      </w:pPr>
-      <w:r>
-        <w:rPr>
-          <w:b/>
-          <w:i w:val="0"/>
-          <w:sz w:val="20"/>
-        </w:rPr>
-        <w:t>We hereby declare and certify that:</w:t>
-      </w:r>
-    </w:p>
-    <w:p>
-      <w:pPr>
-        <w:spacing w:before="0" w:after="40"/>
-      </w:pPr>
-      <w:r>
-        <w:rPr>
-          <w:b w:val="0"/>
-          <w:i w:val="0"/>
-          <w:sz w:val="20"/>
-        </w:rPr>
-        <w:t>1.  We have physically inspected, verified &amp; measured the properties on {{ inspection_date }}.</w:t>
-      </w:r>
-    </w:p>
-    <w:p>
-      <w:pPr>
-        <w:spacing w:before="0" w:after="40"/>
-      </w:pPr>
-      <w:r>
-        <w:rPr>
-          <w:b w:val="0"/>
-          <w:i w:val="0"/>
-          <w:sz w:val="20"/>
-        </w:rPr>
-        <w:t>2.  We have no direct or indirect interests in the said company or properties.</w:t>
-      </w:r>
-    </w:p>
-    <w:p>
-      <w:pPr>
-        <w:spacing w:before="0" w:after="40"/>
-      </w:pPr>
-      <w:r>
-        <w:rPr>
-          <w:b w:val="0"/>
-          <w:i w:val="0"/>
-          <w:sz w:val="20"/>
-        </w:rPr>
-        <w:t>3.  The information furnished are true &amp; correct to the best made available to us by the client.</w:t>
-      </w:r>
-    </w:p>
-    <w:p>
-      <w:pPr>
-        <w:spacing w:before="0" w:after="40"/>
-      </w:pPr>
-      <w:r>
-        <w:rPr>
-          <w:b w:val="0"/>
-          <w:i w:val="0"/>
-          <w:sz w:val="20"/>
-        </w:rPr>
-        <w:t>4.  The value of the properties as detailed in this report has been carried out by us in strict compliance with the "Valuation Guidelines -2068" of {{ bank_name }}.</w:t>
-      </w:r>
-    </w:p>
-    <w:p>
-      <w:pPr>
-        <w:spacing w:before="0" w:after="40"/>
-      </w:pPr>
-      <w:r>
-        <w:rPr>
-          <w:b w:val="0"/>
-          <w:i w:val="0"/>
-          <w:sz w:val="20"/>
-        </w:rPr>
-        <w:t>5.  The said property is acceptable security to the Bank in all respects.</w:t>
-      </w:r>
-    </w:p>
-    <w:p>
-      <w:pPr>
-        <w:spacing w:before="80" w:after="0"/>
-      </w:pPr>
-    </w:p>
-    <w:tbl>
-      <w:tblPr>
-        <w:tblStyle w:val="TableGrid"/>
-        <w:tblW w:type="auto" w:w="0"/>
-        <w:tblLook w:firstColumn="1" w:firstRow="1" w:lastColumn="0" w:lastRow="0" w:noHBand="0" w:noVBand="1" w:val="04A0"/>
-      </w:tblPr>
-      <w:tblGrid>
-        <w:gridCol w:w="1170"/>
-        <w:gridCol w:w="1170"/>
-        <w:gridCol w:w="1170"/>
-        <w:gridCol w:w="1170"/>
-        <w:gridCol w:w="1170"/>
-        <w:gridCol w:w="1170"/>
-        <w:gridCol w:w="1170"/>
-        <w:gridCol w:w="1170"/>
-      </w:tblGrid>
-      <w:tr>
-        <w:tc>
-          <w:tcPr>
-            <w:tcW w:type="dxa" w:w="504"/>
-            <w:shd w:val="clear" w:color="auto" w:fill="1F3A2E"/>
-          </w:tcPr>
-          <w:p>
-            <w:r>
-              <w:rPr>
-                <w:b/>
-                <w:color w:val="FFFFFF"/>
+                <w:i w:val="0"/>
                 <w:sz w:val="19"/>
               </w:rPr>
               <w:t>S.N.</w:t>
@@ -382,134 +66,410 @@
         </w:tc>
         <w:tc>
           <w:tcPr>
-            <w:tcW w:type="dxa" w:w="1728"/>
-            <w:shd w:val="clear" w:color="auto" w:fill="1F3A2E"/>
+            <w:tcW w:type="dxa" w:w="1587"/>
+            <w:tcBorders>
+              <w:top w:val="single" w:sz="6" w:color="B8CCE4" w:space="0"/>
+              <w:left w:val="single" w:sz="6" w:color="B8CCE4" w:space="0"/>
+              <w:bottom w:val="single" w:sz="6" w:color="B8CCE4" w:space="0"/>
+              <w:right w:val="single" w:sz="6" w:color="B8CCE4" w:space="0"/>
+            </w:tcBorders>
+            <w:shd w:val="clear" w:color="auto" w:fill="D9E1F2"/>
+            <w:vAlign w:val="center"/>
+            <w:vMerge w:val="restart"/>
           </w:tcPr>
           <w:p>
+            <w:pPr>
+              <w:spacing w:before="20" w:after="20"/>
+              <w:jc w:val="center"/>
+            </w:pPr>
             <w:r>
               <w:rPr>
                 <w:b/>
-                <w:color w:val="FFFFFF"/>
+                <w:i w:val="0"/>
                 <w:sz w:val="19"/>
               </w:rPr>
-              <w:t>Owner of the property</w:t>
+              <w:t>Owner of the</w:t>
+              <w:br/>
+              <w:t>property</w:t>
             </w:r>
           </w:p>
         </w:tc>
         <w:tc>
           <w:tcPr>
-            <w:tcW w:type="dxa" w:w="2160"/>
-            <w:shd w:val="clear" w:color="auto" w:fill="1F3A2E"/>
+            <w:tcW w:type="dxa" w:w="1814"/>
+            <w:tcBorders>
+              <w:top w:val="single" w:sz="6" w:color="B8CCE4" w:space="0"/>
+              <w:left w:val="single" w:sz="6" w:color="B8CCE4" w:space="0"/>
+              <w:bottom w:val="single" w:sz="6" w:color="B8CCE4" w:space="0"/>
+              <w:right w:val="single" w:sz="6" w:color="B8CCE4" w:space="0"/>
+            </w:tcBorders>
+            <w:shd w:val="clear" w:color="auto" w:fill="D9E1F2"/>
+            <w:vAlign w:val="center"/>
+            <w:vMerge w:val="restart"/>
           </w:tcPr>
           <w:p>
+            <w:pPr>
+              <w:spacing w:before="20" w:after="20"/>
+              <w:jc w:val="center"/>
+            </w:pPr>
             <w:r>
               <w:rPr>
                 <w:b/>
-                <w:color w:val="FFFFFF"/>
+                <w:i w:val="0"/>
                 <w:sz w:val="19"/>
               </w:rPr>
-              <w:t>Location of Property</w:t>
+              <w:t>Location of</w:t>
+              <w:br/>
+              <w:t>Property</w:t>
             </w:r>
           </w:p>
         </w:tc>
         <w:tc>
           <w:tcPr>
-            <w:tcW w:type="dxa" w:w="792"/>
-            <w:shd w:val="clear" w:color="auto" w:fill="1F3A2E"/>
+            <w:tcW w:type="dxa" w:w="680"/>
+            <w:tcBorders>
+              <w:top w:val="single" w:sz="6" w:color="B8CCE4" w:space="0"/>
+              <w:left w:val="single" w:sz="6" w:color="B8CCE4" w:space="0"/>
+              <w:bottom w:val="single" w:sz="6" w:color="B8CCE4" w:space="0"/>
+              <w:right w:val="single" w:sz="6" w:color="B8CCE4" w:space="0"/>
+            </w:tcBorders>
+            <w:shd w:val="clear" w:color="auto" w:fill="D9E1F2"/>
+            <w:vAlign w:val="center"/>
+            <w:vMerge w:val="restart"/>
           </w:tcPr>
           <w:p>
+            <w:pPr>
+              <w:spacing w:before="20" w:after="20"/>
+              <w:jc w:val="center"/>
+            </w:pPr>
             <w:r>
               <w:rPr>
                 <w:b/>
-                <w:color w:val="FFFFFF"/>
+                <w:i w:val="0"/>
                 <w:sz w:val="19"/>
               </w:rPr>
-              <w:t>Plot No.</w:t>
+              <w:t>Plot</w:t>
+              <w:br/>
+              <w:t>No.</w:t>
             </w:r>
           </w:p>
         </w:tc>
         <w:tc>
           <w:tcPr>
-            <w:tcW w:type="dxa" w:w="1224"/>
-            <w:shd w:val="clear" w:color="auto" w:fill="1F3A2E"/>
+            <w:tcW w:type="dxa" w:w="3231"/>
+            <w:gridSpan w:val="3"/>
+            <w:tcBorders>
+              <w:top w:val="single" w:sz="6" w:color="B8CCE4" w:space="0"/>
+              <w:left w:val="single" w:sz="6" w:color="B8CCE4" w:space="0"/>
+              <w:bottom w:val="single" w:sz="6" w:color="B8CCE4" w:space="0"/>
+              <w:right w:val="single" w:sz="6" w:color="B8CCE4" w:space="0"/>
+            </w:tcBorders>
+            <w:shd w:val="clear" w:color="auto" w:fill="D9E1F2"/>
+            <w:vAlign w:val="center"/>
           </w:tcPr>
           <w:p>
+            <w:pPr>
+              <w:spacing w:before="20" w:after="20"/>
+              <w:jc w:val="center"/>
+            </w:pPr>
             <w:r>
               <w:rPr>
                 <w:b/>
-                <w:color w:val="FFFFFF"/>
+                <w:i w:val="0"/>
                 <w:sz w:val="19"/>
               </w:rPr>
-              <w:t>Area as per</w:t>
-              <w:br/>
-              <w:t>Lalpurja (Sq.m)</w:t>
+              <w:t>Details of Land (Area in Square Meter)</w:t>
             </w:r>
           </w:p>
         </w:tc>
         <w:tc>
           <w:tcPr>
-            <w:tcW w:type="dxa" w:w="1224"/>
-            <w:shd w:val="clear" w:color="auto" w:fill="1F3A2E"/>
+            <w:tcW w:type="dxa" w:w="2381"/>
+            <w:gridSpan w:val="3"/>
+            <w:tcBorders>
+              <w:top w:val="single" w:sz="6" w:color="B8CCE4" w:space="0"/>
+              <w:left w:val="single" w:sz="6" w:color="B8CCE4" w:space="0"/>
+              <w:bottom w:val="single" w:sz="6" w:color="B8CCE4" w:space="0"/>
+              <w:right w:val="single" w:sz="6" w:color="B8CCE4" w:space="0"/>
+            </w:tcBorders>
+            <w:shd w:val="clear" w:color="auto" w:fill="D9E1F2"/>
+            <w:vAlign w:val="center"/>
           </w:tcPr>
           <w:p>
+            <w:pPr>
+              <w:spacing w:before="20" w:after="20"/>
+              <w:jc w:val="center"/>
+            </w:pPr>
             <w:r>
               <w:rPr>
                 <w:b/>
-                <w:color w:val="FFFFFF"/>
+                <w:i w:val="0"/>
                 <w:sz w:val="19"/>
+              </w:rPr>
+              <w:t>Description of the Building</w:t>
+            </w:r>
+          </w:p>
+        </w:tc>
+      </w:tr>
+      <w:tr>
+        <w:trPr>
+          <w:trHeight w:val="480" w:hRule="atLeast"/>
+        </w:trPr>
+        <w:tc>
+          <w:tcPr>
+            <w:tcW w:type="dxa" w:w="510"/>
+            <w:tcBorders>
+              <w:top w:val="single" w:sz="6" w:color="B8CCE4" w:space="0"/>
+              <w:left w:val="single" w:sz="6" w:color="B8CCE4" w:space="0"/>
+              <w:bottom w:val="single" w:sz="6" w:color="B8CCE4" w:space="0"/>
+              <w:right w:val="single" w:sz="6" w:color="B8CCE4" w:space="0"/>
+            </w:tcBorders>
+            <w:vMerge/>
+            <w:shd w:val="clear" w:color="auto" w:fill="D9E1F2"/>
+            <w:vAlign w:val="center"/>
+          </w:tcPr>
+          <w:p/>
+        </w:tc>
+        <w:tc>
+          <w:tcPr>
+            <w:tcW w:type="dxa" w:w="1587"/>
+            <w:tcBorders>
+              <w:top w:val="single" w:sz="6" w:color="B8CCE4" w:space="0"/>
+              <w:left w:val="single" w:sz="6" w:color="B8CCE4" w:space="0"/>
+              <w:bottom w:val="single" w:sz="6" w:color="B8CCE4" w:space="0"/>
+              <w:right w:val="single" w:sz="6" w:color="B8CCE4" w:space="0"/>
+            </w:tcBorders>
+            <w:vMerge/>
+            <w:shd w:val="clear" w:color="auto" w:fill="D9E1F2"/>
+            <w:vAlign w:val="center"/>
+          </w:tcPr>
+          <w:p/>
+        </w:tc>
+        <w:tc>
+          <w:tcPr>
+            <w:tcW w:type="dxa" w:w="1814"/>
+            <w:tcBorders>
+              <w:top w:val="single" w:sz="6" w:color="B8CCE4" w:space="0"/>
+              <w:left w:val="single" w:sz="6" w:color="B8CCE4" w:space="0"/>
+              <w:bottom w:val="single" w:sz="6" w:color="B8CCE4" w:space="0"/>
+              <w:right w:val="single" w:sz="6" w:color="B8CCE4" w:space="0"/>
+            </w:tcBorders>
+            <w:vMerge/>
+            <w:shd w:val="clear" w:color="auto" w:fill="D9E1F2"/>
+            <w:vAlign w:val="center"/>
+          </w:tcPr>
+          <w:p/>
+        </w:tc>
+        <w:tc>
+          <w:tcPr>
+            <w:tcW w:type="dxa" w:w="680"/>
+            <w:tcBorders>
+              <w:top w:val="single" w:sz="6" w:color="B8CCE4" w:space="0"/>
+              <w:left w:val="single" w:sz="6" w:color="B8CCE4" w:space="0"/>
+              <w:bottom w:val="single" w:sz="6" w:color="B8CCE4" w:space="0"/>
+              <w:right w:val="single" w:sz="6" w:color="B8CCE4" w:space="0"/>
+            </w:tcBorders>
+            <w:vMerge/>
+            <w:shd w:val="clear" w:color="auto" w:fill="D9E1F2"/>
+            <w:vAlign w:val="center"/>
+          </w:tcPr>
+          <w:p/>
+        </w:tc>
+        <w:tc>
+          <w:tcPr>
+            <w:tcW w:type="dxa" w:w="1077"/>
+            <w:tcBorders>
+              <w:top w:val="single" w:sz="6" w:color="B8CCE4" w:space="0"/>
+              <w:left w:val="single" w:sz="6" w:color="B8CCE4" w:space="0"/>
+              <w:bottom w:val="single" w:sz="6" w:color="B8CCE4" w:space="0"/>
+              <w:right w:val="single" w:sz="6" w:color="B8CCE4" w:space="0"/>
+            </w:tcBorders>
+            <w:shd w:val="clear" w:color="auto" w:fill="D9E1F2"/>
+            <w:vAlign w:val="center"/>
+          </w:tcPr>
+          <w:p>
+            <w:pPr>
+              <w:spacing w:before="20" w:after="20"/>
+              <w:jc w:val="center"/>
+            </w:pPr>
+            <w:r>
+              <w:rPr>
+                <w:b/>
+                <w:i w:val="0"/>
+                <w:sz w:val="18"/>
               </w:rPr>
               <w:t>Area as per</w:t>
               <w:br/>
-              <w:t>Measurement (Sq.m)</w:t>
+              <w:t>Lalpurja</w:t>
             </w:r>
           </w:p>
         </w:tc>
         <w:tc>
           <w:tcPr>
-            <w:tcW w:type="dxa" w:w="1440"/>
-            <w:shd w:val="clear" w:color="auto" w:fill="1F3A2E"/>
+            <w:tcW w:type="dxa" w:w="1134"/>
+            <w:tcBorders>
+              <w:top w:val="single" w:sz="6" w:color="B8CCE4" w:space="0"/>
+              <w:left w:val="single" w:sz="6" w:color="B8CCE4" w:space="0"/>
+              <w:bottom w:val="single" w:sz="6" w:color="B8CCE4" w:space="0"/>
+              <w:right w:val="single" w:sz="6" w:color="B8CCE4" w:space="0"/>
+            </w:tcBorders>
+            <w:shd w:val="clear" w:color="auto" w:fill="D9E1F2"/>
+            <w:vAlign w:val="center"/>
           </w:tcPr>
           <w:p>
+            <w:pPr>
+              <w:spacing w:before="20" w:after="20"/>
+              <w:jc w:val="center"/>
+            </w:pPr>
             <w:r>
               <w:rPr>
                 <w:b/>
-                <w:color w:val="FFFFFF"/>
-                <w:sz w:val="19"/>
+                <w:i w:val="0"/>
+                <w:sz w:val="18"/>
               </w:rPr>
-              <w:t>Fair Market</w:t>
+              <w:t>Area as per</w:t>
               <w:br/>
-              <w:t>Value (NRs.)</w:t>
+              <w:t>Measurement</w:t>
             </w:r>
           </w:p>
         </w:tc>
         <w:tc>
           <w:tcPr>
-            <w:tcW w:type="dxa" w:w="1008"/>
-            <w:shd w:val="clear" w:color="auto" w:fill="1F3A2E"/>
+            <w:tcW w:type="dxa" w:w="1020"/>
+            <w:tcBorders>
+              <w:top w:val="single" w:sz="6" w:color="B8CCE4" w:space="0"/>
+              <w:left w:val="single" w:sz="6" w:color="B8CCE4" w:space="0"/>
+              <w:bottom w:val="single" w:sz="6" w:color="B8CCE4" w:space="0"/>
+              <w:right w:val="single" w:sz="6" w:color="B8CCE4" w:space="0"/>
+            </w:tcBorders>
+            <w:shd w:val="clear" w:color="auto" w:fill="D9E1F2"/>
+            <w:vAlign w:val="center"/>
           </w:tcPr>
           <w:p>
+            <w:pPr>
+              <w:spacing w:before="20" w:after="20"/>
+              <w:jc w:val="center"/>
+            </w:pPr>
             <w:r>
               <w:rPr>
                 <w:b/>
-                <w:color w:val="FFFFFF"/>
-                <w:sz w:val="19"/>
+                <w:i w:val="0"/>
+                <w:sz w:val="18"/>
               </w:rPr>
-              <w:t>Building</w:t>
+              <w:t>Amount</w:t>
+            </w:r>
+          </w:p>
+        </w:tc>
+        <w:tc>
+          <w:tcPr>
+            <w:tcW w:type="dxa" w:w="1020"/>
+            <w:tcBorders>
+              <w:top w:val="single" w:sz="6" w:color="B8CCE4" w:space="0"/>
+              <w:left w:val="single" w:sz="6" w:color="B8CCE4" w:space="0"/>
+              <w:bottom w:val="single" w:sz="6" w:color="B8CCE4" w:space="0"/>
+              <w:right w:val="single" w:sz="6" w:color="B8CCE4" w:space="0"/>
+            </w:tcBorders>
+            <w:shd w:val="clear" w:color="auto" w:fill="D9E1F2"/>
+            <w:vAlign w:val="center"/>
+          </w:tcPr>
+          <w:p>
+            <w:pPr>
+              <w:spacing w:before="20" w:after="20"/>
+              <w:jc w:val="center"/>
+            </w:pPr>
+            <w:r>
+              <w:rPr>
+                <w:b/>
+                <w:i w:val="0"/>
+                <w:sz w:val="18"/>
+              </w:rPr>
+              <w:t>Status</w:t>
+            </w:r>
+          </w:p>
+        </w:tc>
+        <w:tc>
+          <w:tcPr>
+            <w:tcW w:type="dxa" w:w="794"/>
+            <w:tcBorders>
+              <w:top w:val="single" w:sz="6" w:color="B8CCE4" w:space="0"/>
+              <w:left w:val="single" w:sz="6" w:color="B8CCE4" w:space="0"/>
+              <w:bottom w:val="single" w:sz="6" w:color="B8CCE4" w:space="0"/>
+              <w:right w:val="single" w:sz="6" w:color="B8CCE4" w:space="0"/>
+            </w:tcBorders>
+            <w:shd w:val="clear" w:color="auto" w:fill="D9E1F2"/>
+            <w:vAlign w:val="center"/>
+          </w:tcPr>
+          <w:p>
+            <w:pPr>
+              <w:spacing w:before="20" w:after="20"/>
+              <w:jc w:val="center"/>
+            </w:pPr>
+            <w:r>
+              <w:rPr>
+                <w:b/>
+                <w:i w:val="0"/>
+                <w:sz w:val="18"/>
+              </w:rPr>
+              <w:t>Area</w:t>
               <w:br/>
-              <w:t>Status</w:t>
+              <w:t>(Sq.ft.)</w:t>
+            </w:r>
+          </w:p>
+        </w:tc>
+        <w:tc>
+          <w:tcPr>
+            <w:tcW w:type="dxa" w:w="567"/>
+            <w:tcBorders>
+              <w:top w:val="single" w:sz="6" w:color="B8CCE4" w:space="0"/>
+              <w:left w:val="single" w:sz="6" w:color="B8CCE4" w:space="0"/>
+              <w:bottom w:val="single" w:sz="6" w:color="B8CCE4" w:space="0"/>
+              <w:right w:val="single" w:sz="6" w:color="B8CCE4" w:space="0"/>
+            </w:tcBorders>
+            <w:shd w:val="clear" w:color="auto" w:fill="D9E1F2"/>
+            <w:vAlign w:val="center"/>
+          </w:tcPr>
+          <w:p>
+            <w:pPr>
+              <w:spacing w:before="20" w:after="20"/>
+              <w:jc w:val="center"/>
+            </w:pPr>
+            <w:r>
+              <w:rPr>
+                <w:b/>
+                <w:i w:val="0"/>
+                <w:sz w:val="18"/>
+              </w:rPr>
+              <w:t>Amount</w:t>
             </w:r>
           </w:p>
         </w:tc>
       </w:tr>
       <w:tr>
+        <w:trPr>
+          <w:trHeight w:val="380" w:hRule="atLeast"/>
+        </w:trPr>
         <w:tc>
           <w:tcPr>
-            <w:tcW w:type="dxa" w:w="1170"/>
+            <w:tcW w:type="dxa" w:w="510"/>
+            <w:tcBorders>
+              <w:top w:val="single" w:sz="6" w:color="B8CCE4" w:space="0"/>
+              <w:left w:val="single" w:sz="6" w:color="B8CCE4" w:space="0"/>
+              <w:bottom w:val="single" w:sz="6" w:color="B8CCE4" w:space="0"/>
+              <w:right w:val="single" w:sz="6" w:color="B8CCE4" w:space="0"/>
+            </w:tcBorders>
+            <w:vAlign w:val="center"/>
+            <w:vMerge w:val="restart"/>
           </w:tcPr>
           <w:p>
+            <w:pPr>
+              <w:spacing w:before="20" w:after="20"/>
+              <w:jc w:val="center"/>
+            </w:pPr>
             <w:r>
               <w:rPr>
-                <w:sz w:val="18"/>
+                <w:b w:val="0"/>
+                <w:i w:val="0"/>
+                <w:sz w:val="19"/>
               </w:rPr>
               <w:t>1</w:t>
             </w:r>
@@ -517,11 +477,25 @@
         </w:tc>
         <w:tc>
           <w:tcPr>
-            <w:tcW w:type="dxa" w:w="1170"/>
+            <w:tcW w:type="dxa" w:w="1587"/>
+            <w:tcBorders>
+              <w:top w:val="single" w:sz="6" w:color="B8CCE4" w:space="0"/>
+              <w:left w:val="single" w:sz="6" w:color="B8CCE4" w:space="0"/>
+              <w:bottom w:val="single" w:sz="6" w:color="B8CCE4" w:space="0"/>
+              <w:right w:val="single" w:sz="6" w:color="B8CCE4" w:space="0"/>
+            </w:tcBorders>
+            <w:vAlign w:val="center"/>
+            <w:vMerge w:val="restart"/>
           </w:tcPr>
           <w:p>
+            <w:pPr>
+              <w:spacing w:before="20" w:after="20"/>
+              <w:jc w:val="center"/>
+            </w:pPr>
             <w:r>
               <w:rPr>
+                <w:b w:val="0"/>
+                <w:i w:val="0"/>
                 <w:sz w:val="18"/>
               </w:rPr>
               <w:t>{{ owners_plain }}</w:t>
@@ -530,11 +504,25 @@
         </w:tc>
         <w:tc>
           <w:tcPr>
-            <w:tcW w:type="dxa" w:w="1170"/>
+            <w:tcW w:type="dxa" w:w="1814"/>
+            <w:tcBorders>
+              <w:top w:val="single" w:sz="6" w:color="B8CCE4" w:space="0"/>
+              <w:left w:val="single" w:sz="6" w:color="B8CCE4" w:space="0"/>
+              <w:bottom w:val="single" w:sz="6" w:color="B8CCE4" w:space="0"/>
+              <w:right w:val="single" w:sz="6" w:color="B8CCE4" w:space="0"/>
+            </w:tcBorders>
+            <w:vAlign w:val="center"/>
+            <w:vMerge w:val="restart"/>
           </w:tcPr>
           <w:p>
+            <w:pPr>
+              <w:spacing w:before="20" w:after="20"/>
+              <w:jc w:val="center"/>
+            </w:pPr>
             <w:r>
               <w:rPr>
+                <w:b w:val="0"/>
+                <w:i w:val="0"/>
                 <w:sz w:val="18"/>
               </w:rPr>
               <w:t>{{ property_location_full }}</w:t>
@@ -543,12 +531,26 @@
         </w:tc>
         <w:tc>
           <w:tcPr>
-            <w:tcW w:type="dxa" w:w="1170"/>
+            <w:tcW w:type="dxa" w:w="680"/>
+            <w:tcBorders>
+              <w:top w:val="single" w:sz="6" w:color="B8CCE4" w:space="0"/>
+              <w:left w:val="single" w:sz="6" w:color="B8CCE4" w:space="0"/>
+              <w:bottom w:val="single" w:sz="6" w:color="B8CCE4" w:space="0"/>
+              <w:right w:val="single" w:sz="6" w:color="B8CCE4" w:space="0"/>
+            </w:tcBorders>
+            <w:vAlign w:val="center"/>
+            <w:vMerge w:val="restart"/>
           </w:tcPr>
           <w:p>
+            <w:pPr>
+              <w:spacing w:before="20" w:after="20"/>
+              <w:jc w:val="center"/>
+            </w:pPr>
             <w:r>
               <w:rPr>
-                <w:sz w:val="18"/>
+                <w:b w:val="0"/>
+                <w:i w:val="0"/>
+                <w:sz w:val="19"/>
               </w:rPr>
               <w:t>{{ plot_no }}</w:t>
             </w:r>
@@ -556,12 +558,24 @@
         </w:tc>
         <w:tc>
           <w:tcPr>
-            <w:tcW w:type="dxa" w:w="1170"/>
+            <w:tcW w:type="dxa" w:w="1077"/>
+            <w:tcBorders>
+              <w:top w:val="single" w:sz="6" w:color="B8CCE4" w:space="0"/>
+              <w:left w:val="single" w:sz="6" w:color="B8CCE4" w:space="0"/>
+              <w:bottom w:val="single" w:sz="6" w:color="B8CCE4" w:space="0"/>
+              <w:right w:val="single" w:sz="6" w:color="B8CCE4" w:space="0"/>
+            </w:tcBorders>
           </w:tcPr>
           <w:p>
+            <w:pPr>
+              <w:spacing w:before="20" w:after="20"/>
+              <w:jc w:val="center"/>
+            </w:pPr>
             <w:r>
               <w:rPr>
-                <w:sz w:val="18"/>
+                <w:b w:val="0"/>
+                <w:i w:val="0"/>
+                <w:sz w:val="19"/>
               </w:rPr>
               <w:t>{{ land_area_lorc }}</w:t>
             </w:r>
@@ -569,12 +583,24 @@
         </w:tc>
         <w:tc>
           <w:tcPr>
-            <w:tcW w:type="dxa" w:w="1170"/>
+            <w:tcW w:type="dxa" w:w="1134"/>
+            <w:tcBorders>
+              <w:top w:val="single" w:sz="6" w:color="B8CCE4" w:space="0"/>
+              <w:left w:val="single" w:sz="6" w:color="B8CCE4" w:space="0"/>
+              <w:bottom w:val="single" w:sz="6" w:color="B8CCE4" w:space="0"/>
+              <w:right w:val="single" w:sz="6" w:color="B8CCE4" w:space="0"/>
+            </w:tcBorders>
           </w:tcPr>
           <w:p>
+            <w:pPr>
+              <w:spacing w:before="20" w:after="20"/>
+              <w:jc w:val="center"/>
+            </w:pPr>
             <w:r>
               <w:rPr>
-                <w:sz w:val="18"/>
+                <w:b w:val="0"/>
+                <w:i w:val="0"/>
+                <w:sz w:val="19"/>
               </w:rPr>
               <w:t>{{ land_area_measured }}</w:t>
             </w:r>
@@ -582,65 +608,192 @@
         </w:tc>
         <w:tc>
           <w:tcPr>
-            <w:tcW w:type="dxa" w:w="1170"/>
+            <w:tcW w:type="dxa" w:w="1020"/>
+            <w:tcBorders>
+              <w:top w:val="single" w:sz="6" w:color="B8CCE4" w:space="0"/>
+              <w:left w:val="single" w:sz="6" w:color="B8CCE4" w:space="0"/>
+              <w:bottom w:val="single" w:sz="6" w:color="B8CCE4" w:space="0"/>
+              <w:right w:val="single" w:sz="6" w:color="B8CCE4" w:space="0"/>
+            </w:tcBorders>
+            <w:vAlign w:val="center"/>
+            <w:vMerge w:val="restart"/>
           </w:tcPr>
           <w:p>
+            <w:pPr>
+              <w:spacing w:before="20" w:after="20"/>
+              <w:jc w:val="center"/>
+            </w:pPr>
             <w:r>
               <w:rPr>
-                <w:sz w:val="18"/>
+                <w:b w:val="0"/>
+                <w:i w:val="0"/>
+                <w:sz w:val="19"/>
               </w:rPr>
-              <w:t>{{ fair_market_value }}</w:t>
+              <w:t>{{ fair_market_value_raw }}</w:t>
             </w:r>
           </w:p>
         </w:tc>
         <w:tc>
           <w:tcPr>
-            <w:tcW w:type="dxa" w:w="1170"/>
+            <w:tcW w:type="dxa" w:w="1020"/>
+            <w:tcBorders>
+              <w:top w:val="single" w:sz="6" w:color="B8CCE4" w:space="0"/>
+              <w:left w:val="single" w:sz="6" w:color="B8CCE4" w:space="0"/>
+              <w:bottom w:val="single" w:sz="6" w:color="B8CCE4" w:space="0"/>
+              <w:right w:val="single" w:sz="6" w:color="B8CCE4" w:space="0"/>
+            </w:tcBorders>
+            <w:vAlign w:val="center"/>
+            <w:vMerge w:val="restart"/>
           </w:tcPr>
           <w:p>
+            <w:pPr>
+              <w:spacing w:before="20" w:after="20"/>
+              <w:jc w:val="center"/>
+            </w:pPr>
             <w:r>
               <w:rPr>
-                <w:sz w:val="18"/>
+                <w:b w:val="0"/>
+                <w:i w:val="0"/>
+                <w:sz w:val="19"/>
               </w:rPr>
-              <w:t>At Present</w:t>
+              <w:t>{{ building_status }}</w:t>
+            </w:r>
+          </w:p>
+        </w:tc>
+        <w:tc>
+          <w:tcPr>
+            <w:tcW w:type="dxa" w:w="794"/>
+            <w:tcBorders>
+              <w:top w:val="single" w:sz="6" w:color="B8CCE4" w:space="0"/>
+              <w:left w:val="single" w:sz="6" w:color="B8CCE4" w:space="0"/>
+              <w:bottom w:val="single" w:sz="6" w:color="B8CCE4" w:space="0"/>
+              <w:right w:val="single" w:sz="6" w:color="B8CCE4" w:space="0"/>
+            </w:tcBorders>
+            <w:vAlign w:val="center"/>
+            <w:vMerge w:val="restart"/>
+          </w:tcPr>
+          <w:p>
+            <w:pPr>
+              <w:spacing w:before="20" w:after="20"/>
+              <w:jc w:val="center"/>
+            </w:pPr>
+            <w:r>
+              <w:rPr>
+                <w:b w:val="0"/>
+                <w:i w:val="0"/>
+                <w:sz w:val="19"/>
+              </w:rPr>
+              <w:t>{{ building_area_sqft }}</w:t>
+            </w:r>
+          </w:p>
+        </w:tc>
+        <w:tc>
+          <w:tcPr>
+            <w:tcW w:type="dxa" w:w="567"/>
+            <w:tcBorders>
+              <w:top w:val="single" w:sz="6" w:color="B8CCE4" w:space="0"/>
+              <w:left w:val="single" w:sz="6" w:color="B8CCE4" w:space="0"/>
+              <w:bottom w:val="single" w:sz="6" w:color="B8CCE4" w:space="0"/>
+              <w:right w:val="single" w:sz="6" w:color="B8CCE4" w:space="0"/>
+            </w:tcBorders>
+            <w:vAlign w:val="center"/>
+            <w:vMerge w:val="restart"/>
+          </w:tcPr>
+          <w:p>
+            <w:pPr>
+              <w:spacing w:before="20" w:after="20"/>
+              <w:jc w:val="center"/>
+            </w:pPr>
+            <w:r>
+              <w:rPr>
+                <w:b w:val="0"/>
+                <w:i w:val="0"/>
+                <w:sz w:val="19"/>
+              </w:rPr>
+              <w:t>{{ building_fmv }}</w:t>
             </w:r>
           </w:p>
         </w:tc>
       </w:tr>
       <w:tr>
+        <w:trPr>
+          <w:trHeight w:val="360" w:hRule="exact"/>
+        </w:trPr>
         <w:tc>
           <w:tcPr>
-            <w:tcW w:type="dxa" w:w="1170"/>
+            <w:tcW w:type="dxa" w:w="510"/>
+            <w:tcBorders>
+              <w:top w:val="single" w:sz="6" w:color="B8CCE4" w:space="0"/>
+              <w:left w:val="single" w:sz="6" w:color="B8CCE4" w:space="0"/>
+              <w:bottom w:val="single" w:sz="6" w:color="B8CCE4" w:space="0"/>
+              <w:right w:val="single" w:sz="6" w:color="B8CCE4" w:space="0"/>
+            </w:tcBorders>
+            <w:vMerge/>
           </w:tcPr>
           <w:p/>
         </w:tc>
         <w:tc>
           <w:tcPr>
-            <w:tcW w:type="dxa" w:w="1170"/>
+            <w:tcW w:type="dxa" w:w="1587"/>
+            <w:tcBorders>
+              <w:top w:val="single" w:sz="6" w:color="B8CCE4" w:space="0"/>
+              <w:left w:val="single" w:sz="6" w:color="B8CCE4" w:space="0"/>
+              <w:bottom w:val="single" w:sz="6" w:color="B8CCE4" w:space="0"/>
+              <w:right w:val="single" w:sz="6" w:color="B8CCE4" w:space="0"/>
+            </w:tcBorders>
+            <w:vMerge/>
           </w:tcPr>
           <w:p/>
         </w:tc>
         <w:tc>
           <w:tcPr>
-            <w:tcW w:type="dxa" w:w="1170"/>
+            <w:tcW w:type="dxa" w:w="1814"/>
+            <w:tcBorders>
+              <w:top w:val="single" w:sz="6" w:color="B8CCE4" w:space="0"/>
+              <w:left w:val="single" w:sz="6" w:color="B8CCE4" w:space="0"/>
+              <w:bottom w:val="single" w:sz="6" w:color="B8CCE4" w:space="0"/>
+              <w:right w:val="single" w:sz="6" w:color="B8CCE4" w:space="0"/>
+            </w:tcBorders>
+            <w:vMerge/>
           </w:tcPr>
           <w:p/>
         </w:tc>
         <w:tc>
           <w:tcPr>
-            <w:tcW w:type="dxa" w:w="1170"/>
+            <w:tcW w:type="dxa" w:w="680"/>
+            <w:tcBorders>
+              <w:top w:val="single" w:sz="6" w:color="B8CCE4" w:space="0"/>
+              <w:left w:val="single" w:sz="6" w:color="B8CCE4" w:space="0"/>
+              <w:bottom w:val="single" w:sz="6" w:color="B8CCE4" w:space="0"/>
+              <w:right w:val="single" w:sz="6" w:color="B8CCE4" w:space="0"/>
+            </w:tcBorders>
+            <w:vMerge/>
           </w:tcPr>
           <w:p/>
         </w:tc>
         <w:tc>
           <w:tcPr>
-            <w:tcW w:type="dxa" w:w="1170"/>
+            <w:tcW w:type="dxa" w:w="2211"/>
+            <w:gridSpan w:val="2"/>
+            <w:tcBorders>
+              <w:top w:val="single" w:sz="6" w:color="B8CCE4" w:space="0"/>
+              <w:left w:val="single" w:sz="6" w:color="B8CCE4" w:space="0"/>
+              <w:bottom w:val="single" w:sz="6" w:color="B8CCE4" w:space="0"/>
+              <w:right w:val="single" w:sz="6" w:color="B8CCE4" w:space="0"/>
+            </w:tcBorders>
+            <w:shd w:val="clear" w:color="auto" w:fill="BFBFBF"/>
+            <w:vAlign w:val="center"/>
           </w:tcPr>
           <w:p>
+            <w:pPr>
+              <w:spacing w:before="20" w:after="20"/>
+              <w:jc w:val="center"/>
+            </w:pPr>
             <w:r>
               <w:rPr>
+                <w:b/>
                 <w:i/>
-                <w:sz w:val="18"/>
+                <w:sz w:val="19"/>
               </w:rPr>
               <w:t>Area Considered</w:t>
             </w:r>
@@ -648,12 +801,135 @@
         </w:tc>
         <w:tc>
           <w:tcPr>
-            <w:tcW w:type="dxa" w:w="1170"/>
+            <w:tcW w:type="dxa" w:w="1020"/>
+            <w:tcBorders>
+              <w:top w:val="single" w:sz="6" w:color="B8CCE4" w:space="0"/>
+              <w:left w:val="single" w:sz="6" w:color="B8CCE4" w:space="0"/>
+              <w:bottom w:val="single" w:sz="6" w:color="B8CCE4" w:space="0"/>
+              <w:right w:val="single" w:sz="6" w:color="B8CCE4" w:space="0"/>
+            </w:tcBorders>
+            <w:vMerge/>
+          </w:tcPr>
+          <w:p/>
+        </w:tc>
+        <w:tc>
+          <w:tcPr>
+            <w:tcW w:type="dxa" w:w="1020"/>
+            <w:tcBorders>
+              <w:top w:val="single" w:sz="6" w:color="B8CCE4" w:space="0"/>
+              <w:left w:val="single" w:sz="6" w:color="B8CCE4" w:space="0"/>
+              <w:bottom w:val="single" w:sz="6" w:color="B8CCE4" w:space="0"/>
+              <w:right w:val="single" w:sz="6" w:color="B8CCE4" w:space="0"/>
+            </w:tcBorders>
+            <w:vMerge/>
+          </w:tcPr>
+          <w:p/>
+        </w:tc>
+        <w:tc>
+          <w:tcPr>
+            <w:tcW w:type="dxa" w:w="794"/>
+            <w:tcBorders>
+              <w:top w:val="single" w:sz="6" w:color="B8CCE4" w:space="0"/>
+              <w:left w:val="single" w:sz="6" w:color="B8CCE4" w:space="0"/>
+              <w:bottom w:val="single" w:sz="6" w:color="B8CCE4" w:space="0"/>
+              <w:right w:val="single" w:sz="6" w:color="B8CCE4" w:space="0"/>
+            </w:tcBorders>
+            <w:vMerge/>
+          </w:tcPr>
+          <w:p/>
+        </w:tc>
+        <w:tc>
+          <w:tcPr>
+            <w:tcW w:type="dxa" w:w="567"/>
+            <w:tcBorders>
+              <w:top w:val="single" w:sz="6" w:color="B8CCE4" w:space="0"/>
+              <w:left w:val="single" w:sz="6" w:color="B8CCE4" w:space="0"/>
+              <w:bottom w:val="single" w:sz="6" w:color="B8CCE4" w:space="0"/>
+              <w:right w:val="single" w:sz="6" w:color="B8CCE4" w:space="0"/>
+            </w:tcBorders>
+            <w:vMerge/>
+          </w:tcPr>
+          <w:p/>
+        </w:tc>
+      </w:tr>
+      <w:tr>
+        <w:trPr>
+          <w:trHeight w:val="380" w:hRule="atLeast"/>
+        </w:trPr>
+        <w:tc>
+          <w:tcPr>
+            <w:tcW w:type="dxa" w:w="510"/>
+            <w:tcBorders>
+              <w:top w:val="single" w:sz="6" w:color="B8CCE4" w:space="0"/>
+              <w:left w:val="single" w:sz="6" w:color="B8CCE4" w:space="0"/>
+              <w:bottom w:val="single" w:sz="6" w:color="B8CCE4" w:space="0"/>
+              <w:right w:val="single" w:sz="6" w:color="B8CCE4" w:space="0"/>
+            </w:tcBorders>
+            <w:vMerge/>
+          </w:tcPr>
+          <w:p/>
+        </w:tc>
+        <w:tc>
+          <w:tcPr>
+            <w:tcW w:type="dxa" w:w="1587"/>
+            <w:tcBorders>
+              <w:top w:val="single" w:sz="6" w:color="B8CCE4" w:space="0"/>
+              <w:left w:val="single" w:sz="6" w:color="B8CCE4" w:space="0"/>
+              <w:bottom w:val="single" w:sz="6" w:color="B8CCE4" w:space="0"/>
+              <w:right w:val="single" w:sz="6" w:color="B8CCE4" w:space="0"/>
+            </w:tcBorders>
+            <w:vMerge/>
+          </w:tcPr>
+          <w:p/>
+        </w:tc>
+        <w:tc>
+          <w:tcPr>
+            <w:tcW w:type="dxa" w:w="1814"/>
+            <w:tcBorders>
+              <w:top w:val="single" w:sz="6" w:color="B8CCE4" w:space="0"/>
+              <w:left w:val="single" w:sz="6" w:color="B8CCE4" w:space="0"/>
+              <w:bottom w:val="single" w:sz="6" w:color="B8CCE4" w:space="0"/>
+              <w:right w:val="single" w:sz="6" w:color="B8CCE4" w:space="0"/>
+            </w:tcBorders>
+            <w:vMerge/>
+          </w:tcPr>
+          <w:p/>
+        </w:tc>
+        <w:tc>
+          <w:tcPr>
+            <w:tcW w:type="dxa" w:w="680"/>
+            <w:tcBorders>
+              <w:top w:val="single" w:sz="6" w:color="B8CCE4" w:space="0"/>
+              <w:left w:val="single" w:sz="6" w:color="B8CCE4" w:space="0"/>
+              <w:bottom w:val="single" w:sz="6" w:color="B8CCE4" w:space="0"/>
+              <w:right w:val="single" w:sz="6" w:color="B8CCE4" w:space="0"/>
+            </w:tcBorders>
+            <w:vMerge/>
+          </w:tcPr>
+          <w:p/>
+        </w:tc>
+        <w:tc>
+          <w:tcPr>
+            <w:tcW w:type="dxa" w:w="2211"/>
+            <w:gridSpan w:val="2"/>
+            <w:tcBorders>
+              <w:top w:val="single" w:sz="6" w:color="B8CCE4" w:space="0"/>
+              <w:left w:val="single" w:sz="6" w:color="B8CCE4" w:space="0"/>
+              <w:bottom w:val="single" w:sz="6" w:color="B8CCE4" w:space="0"/>
+              <w:right w:val="single" w:sz="6" w:color="B8CCE4" w:space="0"/>
+            </w:tcBorders>
+            <w:vAlign w:val="center"/>
           </w:tcPr>
           <w:p>
+            <w:pPr>
+              <w:spacing w:before="20" w:after="20"/>
+              <w:jc w:val="center"/>
+            </w:pPr>
             <w:r>
               <w:rPr>
-                <w:sz w:val="18"/>
+                <w:b/>
+                <w:i w:val="0"/>
+                <w:sz w:val="19"/>
               </w:rPr>
               <w:t>{{ land_area_considered }}</w:t>
             </w:r>
@@ -661,32 +937,83 @@
         </w:tc>
         <w:tc>
           <w:tcPr>
-            <w:tcW w:type="dxa" w:w="1170"/>
+            <w:tcW w:type="dxa" w:w="1020"/>
+            <w:tcBorders>
+              <w:top w:val="single" w:sz="6" w:color="B8CCE4" w:space="0"/>
+              <w:left w:val="single" w:sz="6" w:color="B8CCE4" w:space="0"/>
+              <w:bottom w:val="single" w:sz="6" w:color="B8CCE4" w:space="0"/>
+              <w:right w:val="single" w:sz="6" w:color="B8CCE4" w:space="0"/>
+            </w:tcBorders>
+            <w:vMerge/>
           </w:tcPr>
           <w:p/>
         </w:tc>
         <w:tc>
           <w:tcPr>
-            <w:tcW w:type="dxa" w:w="1170"/>
+            <w:tcW w:type="dxa" w:w="1020"/>
+            <w:tcBorders>
+              <w:top w:val="single" w:sz="6" w:color="B8CCE4" w:space="0"/>
+              <w:left w:val="single" w:sz="6" w:color="B8CCE4" w:space="0"/>
+              <w:bottom w:val="single" w:sz="6" w:color="B8CCE4" w:space="0"/>
+              <w:right w:val="single" w:sz="6" w:color="B8CCE4" w:space="0"/>
+            </w:tcBorders>
+            <w:vMerge/>
+          </w:tcPr>
+          <w:p/>
+        </w:tc>
+        <w:tc>
+          <w:tcPr>
+            <w:tcW w:type="dxa" w:w="794"/>
+            <w:tcBorders>
+              <w:top w:val="single" w:sz="6" w:color="B8CCE4" w:space="0"/>
+              <w:left w:val="single" w:sz="6" w:color="B8CCE4" w:space="0"/>
+              <w:bottom w:val="single" w:sz="6" w:color="B8CCE4" w:space="0"/>
+              <w:right w:val="single" w:sz="6" w:color="B8CCE4" w:space="0"/>
+            </w:tcBorders>
+            <w:vMerge/>
+          </w:tcPr>
+          <w:p/>
+        </w:tc>
+        <w:tc>
+          <w:tcPr>
+            <w:tcW w:type="dxa" w:w="567"/>
+            <w:tcBorders>
+              <w:top w:val="single" w:sz="6" w:color="B8CCE4" w:space="0"/>
+              <w:left w:val="single" w:sz="6" w:color="B8CCE4" w:space="0"/>
+              <w:bottom w:val="single" w:sz="6" w:color="B8CCE4" w:space="0"/>
+              <w:right w:val="single" w:sz="6" w:color="B8CCE4" w:space="0"/>
+            </w:tcBorders>
+            <w:vMerge/>
           </w:tcPr>
           <w:p/>
         </w:tc>
       </w:tr>
       <w:tr>
+        <w:trPr>
+          <w:trHeight w:val="360" w:hRule="atLeast"/>
+        </w:trPr>
         <w:tc>
           <w:tcPr>
-            <w:tcW w:type="dxa" w:w="1170"/>
-          </w:tcPr>
-          <w:p/>
-        </w:tc>
-        <w:tc>
-          <w:tcPr>
-            <w:tcW w:type="dxa" w:w="1170"/>
+            <w:tcW w:type="dxa" w:w="7822"/>
+            <w:gridSpan w:val="7"/>
+            <w:tcBorders>
+              <w:top w:val="single" w:sz="6" w:color="B8CCE4" w:space="0"/>
+              <w:left w:val="single" w:sz="6" w:color="B8CCE4" w:space="0"/>
+              <w:bottom w:val="single" w:sz="6" w:color="B8CCE4" w:space="0"/>
+              <w:right w:val="single" w:sz="6" w:color="B8CCE4" w:space="0"/>
+            </w:tcBorders>
+            <w:vAlign w:val="center"/>
           </w:tcPr>
           <w:p>
+            <w:pPr>
+              <w:spacing w:before="20" w:after="20"/>
+              <w:jc w:val="center"/>
+            </w:pPr>
             <w:r>
               <w:rPr>
-                <w:sz w:val="18"/>
+                <w:b w:val="0"/>
+                <w:i w:val="0"/>
+                <w:sz w:val="19"/>
               </w:rPr>
               <w:t>Sheet No: {{ sheet_no }}</w:t>
             </w:r>
@@ -694,191 +1021,259 @@
         </w:tc>
         <w:tc>
           <w:tcPr>
-            <w:tcW w:type="dxa" w:w="1170"/>
+            <w:tcW w:type="dxa" w:w="1020"/>
+            <w:tcBorders>
+              <w:top w:val="single" w:sz="6" w:color="B8CCE4" w:space="0"/>
+              <w:left w:val="single" w:sz="6" w:color="B8CCE4" w:space="0"/>
+              <w:bottom w:val="single" w:sz="6" w:color="B8CCE4" w:space="0"/>
+              <w:right w:val="single" w:sz="6" w:color="B8CCE4" w:space="0"/>
+            </w:tcBorders>
+            <w:vAlign w:val="center"/>
+            <w:shd w:val="clear" w:color="auto" w:fill="D9E1F2"/>
           </w:tcPr>
-          <w:p/>
+          <w:p>
+            <w:pPr>
+              <w:spacing w:before="20" w:after="20"/>
+              <w:jc w:val="center"/>
+            </w:pPr>
+            <w:r>
+              <w:rPr>
+                <w:b/>
+                <w:i w:val="0"/>
+                <w:sz w:val="19"/>
+              </w:rPr>
+              <w:t>Length</w:t>
+            </w:r>
+          </w:p>
         </w:tc>
         <w:tc>
           <w:tcPr>
-            <w:tcW w:type="dxa" w:w="1170"/>
+            <w:tcW w:type="dxa" w:w="794"/>
+            <w:tcBorders>
+              <w:top w:val="single" w:sz="6" w:color="B8CCE4" w:space="0"/>
+              <w:left w:val="single" w:sz="6" w:color="B8CCE4" w:space="0"/>
+              <w:bottom w:val="single" w:sz="6" w:color="B8CCE4" w:space="0"/>
+              <w:right w:val="single" w:sz="6" w:color="B8CCE4" w:space="0"/>
+            </w:tcBorders>
+            <w:vAlign w:val="center"/>
+            <w:shd w:val="clear" w:color="auto" w:fill="D9E1F2"/>
           </w:tcPr>
-          <w:p/>
+          <w:p>
+            <w:pPr>
+              <w:spacing w:before="20" w:after="20"/>
+              <w:jc w:val="center"/>
+            </w:pPr>
+            <w:r>
+              <w:rPr>
+                <w:b/>
+                <w:i w:val="0"/>
+                <w:sz w:val="19"/>
+              </w:rPr>
+              <w:t>Breadth</w:t>
+            </w:r>
+          </w:p>
         </w:tc>
         <w:tc>
           <w:tcPr>
-            <w:tcW w:type="dxa" w:w="1170"/>
+            <w:tcW w:type="dxa" w:w="567"/>
+            <w:tcBorders>
+              <w:top w:val="single" w:sz="6" w:color="B8CCE4" w:space="0"/>
+              <w:left w:val="single" w:sz="6" w:color="B8CCE4" w:space="0"/>
+              <w:bottom w:val="single" w:sz="6" w:color="B8CCE4" w:space="0"/>
+              <w:right w:val="single" w:sz="6" w:color="B8CCE4" w:space="0"/>
+            </w:tcBorders>
+            <w:vAlign w:val="center"/>
+            <w:shd w:val="clear" w:color="auto" w:fill="D9E1F2"/>
           </w:tcPr>
-          <w:p/>
+          <w:p>
+            <w:pPr>
+              <w:spacing w:before="20" w:after="20"/>
+              <w:jc w:val="center"/>
+            </w:pPr>
+            <w:r>
+              <w:rPr>
+                <w:b/>
+                <w:i w:val="0"/>
+                <w:sz w:val="19"/>
+              </w:rPr>
+              <w:t>Height</w:t>
+            </w:r>
+          </w:p>
+        </w:tc>
+      </w:tr>
+      <w:tr>
+        <w:trPr>
+          <w:trHeight w:val="360" w:hRule="atLeast"/>
+        </w:trPr>
+        <w:tc>
+          <w:tcPr>
+            <w:tcW w:type="dxa" w:w="7822"/>
+            <w:gridSpan w:val="7"/>
+            <w:tcBorders>
+              <w:top w:val="single" w:sz="6" w:color="B8CCE4" w:space="0"/>
+              <w:left w:val="single" w:sz="6" w:color="B8CCE4" w:space="0"/>
+              <w:bottom w:val="single" w:sz="6" w:color="B8CCE4" w:space="0"/>
+              <w:right w:val="single" w:sz="6" w:color="B8CCE4" w:space="0"/>
+            </w:tcBorders>
+            <w:vAlign w:val="center"/>
+          </w:tcPr>
+          <w:p>
+            <w:pPr>
+              <w:spacing w:before="20" w:after="20"/>
+              <w:jc w:val="center"/>
+            </w:pPr>
+            <w:r>
+              <w:rPr>
+                <w:b w:val="0"/>
+                <w:i w:val="0"/>
+                <w:sz w:val="19"/>
+              </w:rPr>
+            </w:r>
+          </w:p>
         </w:tc>
         <w:tc>
           <w:tcPr>
-            <w:tcW w:type="dxa" w:w="1170"/>
+            <w:tcW w:type="dxa" w:w="1020"/>
+            <w:tcBorders>
+              <w:top w:val="single" w:sz="6" w:color="B8CCE4" w:space="0"/>
+              <w:left w:val="single" w:sz="6" w:color="B8CCE4" w:space="0"/>
+              <w:bottom w:val="single" w:sz="6" w:color="B8CCE4" w:space="0"/>
+              <w:right w:val="single" w:sz="6" w:color="B8CCE4" w:space="0"/>
+            </w:tcBorders>
+            <w:vAlign w:val="center"/>
           </w:tcPr>
-          <w:p/>
+          <w:p>
+            <w:pPr>
+              <w:spacing w:before="20" w:after="20"/>
+              <w:jc w:val="center"/>
+            </w:pPr>
+            <w:r>
+              <w:rPr>
+                <w:b w:val="0"/>
+                <w:i w:val="0"/>
+                <w:sz w:val="19"/>
+              </w:rPr>
+              <w:t>{{ building_length }}</w:t>
+            </w:r>
+          </w:p>
         </w:tc>
         <w:tc>
           <w:tcPr>
-            <w:tcW w:type="dxa" w:w="1170"/>
+            <w:tcW w:type="dxa" w:w="794"/>
+            <w:tcBorders>
+              <w:top w:val="single" w:sz="6" w:color="B8CCE4" w:space="0"/>
+              <w:left w:val="single" w:sz="6" w:color="B8CCE4" w:space="0"/>
+              <w:bottom w:val="single" w:sz="6" w:color="B8CCE4" w:space="0"/>
+              <w:right w:val="single" w:sz="6" w:color="B8CCE4" w:space="0"/>
+            </w:tcBorders>
+            <w:vAlign w:val="center"/>
           </w:tcPr>
-          <w:p/>
+          <w:p>
+            <w:pPr>
+              <w:spacing w:before="20" w:after="20"/>
+              <w:jc w:val="center"/>
+            </w:pPr>
+            <w:r>
+              <w:rPr>
+                <w:b w:val="0"/>
+                <w:i w:val="0"/>
+                <w:sz w:val="19"/>
+              </w:rPr>
+              <w:t>{{ building_breadth }}</w:t>
+            </w:r>
+          </w:p>
         </w:tc>
         <w:tc>
           <w:tcPr>
-            <w:tcW w:type="dxa" w:w="1170"/>
+            <w:tcW w:type="dxa" w:w="567"/>
+            <w:tcBorders>
+              <w:top w:val="single" w:sz="6" w:color="B8CCE4" w:space="0"/>
+              <w:left w:val="single" w:sz="6" w:color="B8CCE4" w:space="0"/>
+              <w:bottom w:val="single" w:sz="6" w:color="B8CCE4" w:space="0"/>
+              <w:right w:val="single" w:sz="6" w:color="B8CCE4" w:space="0"/>
+            </w:tcBorders>
+            <w:vAlign w:val="center"/>
           </w:tcPr>
-          <w:p/>
+          <w:p>
+            <w:pPr>
+              <w:spacing w:before="20" w:after="20"/>
+              <w:jc w:val="center"/>
+            </w:pPr>
+            <w:r>
+              <w:rPr>
+                <w:b w:val="0"/>
+                <w:i w:val="0"/>
+                <w:sz w:val="19"/>
+              </w:rPr>
+              <w:t>{{ building_height }}</w:t>
+            </w:r>
+          </w:p>
+        </w:tc>
+      </w:tr>
+      <w:tr>
+        <w:trPr>
+          <w:trHeight w:val="420" w:hRule="atLeast"/>
+        </w:trPr>
+        <w:tc>
+          <w:tcPr>
+            <w:tcW w:type="dxa" w:w="7822"/>
+            <w:gridSpan w:val="7"/>
+            <w:tcBorders>
+              <w:top w:val="single" w:sz="6" w:color="B8CCE4" w:space="0"/>
+              <w:left w:val="single" w:sz="6" w:color="B8CCE4" w:space="0"/>
+              <w:bottom w:val="single" w:sz="6" w:color="B8CCE4" w:space="0"/>
+              <w:right w:val="single" w:sz="6" w:color="B8CCE4" w:space="0"/>
+            </w:tcBorders>
+            <w:vAlign w:val="center"/>
+            <w:shd w:val="clear" w:color="auto" w:fill="D9E1F2"/>
+          </w:tcPr>
+          <w:p>
+            <w:pPr>
+              <w:spacing w:before="20" w:after="20"/>
+              <w:jc w:val="center"/>
+            </w:pPr>
+            <w:r>
+              <w:rPr>
+                <w:b/>
+                <w:i w:val="0"/>
+                <w:sz w:val="19"/>
+              </w:rPr>
+              <w:t>Total Fair Market Value of Land &amp; Building Project</w:t>
+            </w:r>
+          </w:p>
+        </w:tc>
+        <w:tc>
+          <w:tcPr>
+            <w:tcW w:type="dxa" w:w="2381"/>
+            <w:gridSpan w:val="3"/>
+            <w:tcBorders>
+              <w:top w:val="single" w:sz="6" w:color="B8CCE4" w:space="0"/>
+              <w:left w:val="single" w:sz="6" w:color="B8CCE4" w:space="0"/>
+              <w:bottom w:val="single" w:sz="6" w:color="B8CCE4" w:space="0"/>
+              <w:right w:val="single" w:sz="6" w:color="B8CCE4" w:space="0"/>
+            </w:tcBorders>
+            <w:vAlign w:val="center"/>
+          </w:tcPr>
+          <w:p>
+            <w:pPr>
+              <w:spacing w:before="20" w:after="20"/>
+              <w:jc w:val="right"/>
+            </w:pPr>
+            <w:r>
+              <w:rPr>
+                <w:b/>
+                <w:i w:val="0"/>
+                <w:sz w:val="19"/>
+              </w:rPr>
+              <w:t>{{ fair_market_value }}</w:t>
+            </w:r>
+          </w:p>
         </w:tc>
       </w:tr>
     </w:tbl>
-    <w:p>
-      <w:pPr>
-        <w:spacing w:before="80" w:after="0"/>
-      </w:pPr>
-    </w:p>
-    <w:p>
-      <w:pPr>
-        <w:spacing w:before="0" w:after="40"/>
-      </w:pPr>
-      <w:r>
-        <w:rPr>
-          <w:b/>
-          <w:i w:val="0"/>
-          <w:sz w:val="20"/>
-        </w:rPr>
-        <w:t>Total Fair Market Value of Land &amp; Building Project</w:t>
-      </w:r>
-      <w:r>
-        <w:rPr>
-          <w:b w:val="0"/>
-          <w:i w:val="0"/>
-          <w:sz w:val="20"/>
-        </w:rPr>
-        <w:t xml:space="preserve"> (NRs.): </w:t>
-      </w:r>
-      <w:r>
-        <w:rPr>
-          <w:b/>
-          <w:i w:val="0"/>
-          <w:sz w:val="20"/>
-        </w:rPr>
-        <w:t>{{ fair_market_value }}</w:t>
-      </w:r>
-    </w:p>
-    <w:p>
-      <w:pPr>
-        <w:spacing w:before="0" w:after="40"/>
-      </w:pPr>
-      <w:r>
-        <w:rPr>
-          <w:b/>
-          <w:i w:val="0"/>
-          <w:sz w:val="20"/>
-        </w:rPr>
-        <w:t xml:space="preserve">FAIR MARKET VALUE OF THE PROPERTY (NRs.): </w:t>
-      </w:r>
-      <w:r>
-        <w:rPr>
-          <w:b/>
-          <w:i w:val="0"/>
-          <w:sz w:val="20"/>
-        </w:rPr>
-        <w:t>{{ fair_market_value }}</w:t>
-      </w:r>
-    </w:p>
-    <w:p>
-      <w:pPr>
-        <w:spacing w:before="0" w:after="40"/>
-      </w:pPr>
-      <w:r>
-        <w:rPr>
-          <w:b w:val="0"/>
-          <w:i w:val="0"/>
-          <w:sz w:val="20"/>
-        </w:rPr>
-        <w:t xml:space="preserve">In Words: </w:t>
-      </w:r>
-      <w:r>
-        <w:rPr>
-          <w:b w:val="0"/>
-          <w:i/>
-          <w:sz w:val="20"/>
-        </w:rPr>
-        <w:t>{{ valuation_in_words }}</w:t>
-      </w:r>
-    </w:p>
-    <w:p>
-      <w:pPr>
-        <w:spacing w:before="80" w:after="0"/>
-      </w:pPr>
-      <w:r>
-        <w:rPr>
-          <w:b w:val="0"/>
-          <w:i w:val="0"/>
-          <w:sz w:val="20"/>
-        </w:rPr>
-        <w:t>All necessary calculations and documents are attached herewith for ready reference and record.</w:t>
-      </w:r>
-    </w:p>
-    <w:p>
-      <w:pPr>
-        <w:spacing w:before="200" w:after="0"/>
-      </w:pPr>
-    </w:p>
-    <w:p>
-      <w:pPr>
-        <w:spacing w:before="0" w:after="360"/>
-      </w:pPr>
-      <w:r>
-        <w:rPr>
-          <w:b w:val="0"/>
-          <w:i w:val="0"/>
-          <w:sz w:val="20"/>
-        </w:rPr>
-        <w:t>Yours faithfully,</w:t>
-      </w:r>
-    </w:p>
-    <w:p>
-      <w:pPr>
-        <w:spacing w:before="0" w:after="20"/>
-      </w:pPr>
-      <w:r>
-        <w:rPr>
-          <w:b/>
-          <w:i w:val="0"/>
-          <w:sz w:val="20"/>
-        </w:rPr>
-        <w:t>{{ certifier_name }}</w:t>
-      </w:r>
-    </w:p>
-    <w:p>
-      <w:pPr>
-        <w:spacing w:before="0" w:after="20"/>
-      </w:pPr>
-      <w:r>
-        <w:rPr>
-          <w:b w:val="0"/>
-          <w:i w:val="0"/>
-          <w:sz w:val="20"/>
-        </w:rPr>
-        <w:t>NEC. No.: {{ nec_no }} "Civil" "{{ nec_class }}" Class</w:t>
-      </w:r>
-    </w:p>
-    <w:p>
-      <w:pPr>
-        <w:spacing w:before="0" w:after="0"/>
-      </w:pPr>
-      <w:r>
-        <w:rPr>
-          <w:b w:val="0"/>
-          <w:i w:val="0"/>
-          <w:sz w:val="20"/>
-        </w:rPr>
-        <w:t>For {{ firm_name }}</w:t>
-      </w:r>
-    </w:p>
     <w:sectPr>
-      <w:pgSz w:w="12240" w:h="15840"/>
-      <w:pgMar w:top="1152" w:right="1440" w:bottom="1152" w:left="1440" w:header="720" w:footer="720" w:gutter="0"/>
+      <w:pgSz w:w="11906" w:h="16838"/>
+      <w:pgMar w:top="1020" w:right="850" w:bottom="1020" w:left="850" w:header="720" w:footer="720" w:gutter="0"/>
       <w:cols w:space="720"/>
       <w:docGrid w:linePitch="360"/>
     </w:sectPr>

--- a/backend/templates/letterhead_template.docx
+++ b/backend/templates/letterhead_template.docx
@@ -2,62 +2,378 @@
 <file path=word/document.xml><?xml version="1.0" encoding="utf-8"?>
 <w:document xmlns:wpc="http://schemas.microsoft.com/office/word/2010/wordprocessingCanvas" xmlns:mo="http://schemas.microsoft.com/office/mac/office/2008/main" xmlns:mc="http://schemas.openxmlformats.org/markup-compatibility/2006" xmlns:mv="urn:schemas-microsoft-com:mac:vml" xmlns:o="urn:schemas-microsoft-com:office:office" xmlns:r="http://schemas.openxmlformats.org/officeDocument/2006/relationships" xmlns:m="http://schemas.openxmlformats.org/officeDocument/2006/math" xmlns:v="urn:schemas-microsoft-com:vml" xmlns:wp14="http://schemas.microsoft.com/office/word/2010/wordprocessingDrawing" xmlns:wp="http://schemas.openxmlformats.org/drawingml/2006/wordprocessingDrawing" xmlns:w10="urn:schemas-microsoft-com:office:word" xmlns:w="http://schemas.openxmlformats.org/wordprocessingml/2006/main" xmlns:w14="http://schemas.microsoft.com/office/word/2010/wordml" xmlns:wpg="http://schemas.microsoft.com/office/word/2010/wordprocessingGroup" xmlns:wpi="http://schemas.microsoft.com/office/word/2010/wordprocessingInk" xmlns:wne="http://schemas.microsoft.com/office/word/2006/wordml" xmlns:wps="http://schemas.microsoft.com/office/word/2010/wordprocessingShape" mc:Ignorable="w14 wp14">
   <w:body>
+    <w:p>
+      <w:pPr>
+        <w:jc w:val="center"/>
+      </w:pPr>
+      <w:r>
+        <w:rPr>
+          <w:b/>
+          <w:sz w:val="28"/>
+        </w:rPr>
+        <w:t>{{ firm_name }}</w:t>
+      </w:r>
+    </w:p>
+    <w:p>
+      <w:pPr>
+        <w:jc w:val="center"/>
+      </w:pPr>
+      <w:r>
+        <w:rPr>
+          <w:color w:val="505050"/>
+          <w:sz w:val="18"/>
+        </w:rPr>
+        <w:t>{{ firm_address }}</w:t>
+      </w:r>
+    </w:p>
+    <w:p>
+      <w:pPr>
+        <w:jc w:val="center"/>
+      </w:pPr>
+      <w:r>
+        <w:rPr>
+          <w:color w:val="505050"/>
+          <w:sz w:val="18"/>
+        </w:rPr>
+        <w:t>Tel: {{ firm_phone }}   |   Email: {{ firm_email }}</w:t>
+      </w:r>
+    </w:p>
+    <w:p>
+      <w:pPr>
+        <w:pBdr>
+          <w:bottom w:val="single" w:sz="6" w:color="1F3A2E"/>
+        </w:pBdr>
+        <w:spacing w:after="80"/>
+      </w:pPr>
+    </w:p>
+    <w:p>
+      <w:pPr>
+        <w:spacing w:after="0"/>
+      </w:pPr>
+      <w:r>
+        <w:rPr>
+          <w:b/>
+          <w:sz w:val="20"/>
+        </w:rPr>
+        <w:t xml:space="preserve">Ref No.: </w:t>
+      </w:r>
+      <w:r>
+        <w:rPr>
+          <w:sz w:val="20"/>
+        </w:rPr>
+        <w:t>{{ ref_no }}</w:t>
+      </w:r>
+    </w:p>
+    <w:p>
+      <w:pPr>
+        <w:spacing w:after="160"/>
+      </w:pPr>
+      <w:r>
+        <w:rPr>
+          <w:sz w:val="20"/>
+        </w:rPr>
+        <w:t>Date: {{ cert_date }}</w:t>
+      </w:r>
+    </w:p>
+    <w:p>
+      <w:pPr>
+        <w:spacing w:before="0" w:after="20"/>
+      </w:pPr>
+      <w:r>
+        <w:rPr>
+          <w:b/>
+          <w:i w:val="0"/>
+          <w:sz w:val="20"/>
+        </w:rPr>
+        <w:t>To</w:t>
+      </w:r>
+    </w:p>
+    <w:p>
+      <w:pPr>
+        <w:spacing w:before="0" w:after="20"/>
+      </w:pPr>
+      <w:r>
+        <w:rPr>
+          <w:b w:val="0"/>
+          <w:i w:val="0"/>
+          <w:sz w:val="20"/>
+        </w:rPr>
+        <w:t>The Respected Manager,</w:t>
+      </w:r>
+    </w:p>
+    <w:p>
+      <w:pPr>
+        <w:spacing w:before="0" w:after="20"/>
+      </w:pPr>
+      <w:r>
+        <w:rPr>
+          <w:b w:val="0"/>
+          <w:i w:val="0"/>
+          <w:sz w:val="20"/>
+        </w:rPr>
+        <w:t>{{ bank_name }},</w:t>
+      </w:r>
+    </w:p>
+    <w:p>
+      <w:pPr>
+        <w:spacing w:before="0" w:after="20"/>
+      </w:pPr>
+      <w:r>
+        <w:rPr>
+          <w:b w:val="0"/>
+          <w:i w:val="0"/>
+          <w:sz w:val="20"/>
+        </w:rPr>
+        <w:t>{{ bank_branch }},</w:t>
+      </w:r>
+    </w:p>
+    <w:p>
+      <w:pPr>
+        <w:spacing w:before="0" w:after="20"/>
+      </w:pPr>
+      <w:r>
+        <w:rPr>
+          <w:b w:val="0"/>
+          <w:i w:val="0"/>
+          <w:sz w:val="20"/>
+        </w:rPr>
+        <w:t>{{ bank_address }}</w:t>
+      </w:r>
+    </w:p>
+    <w:p>
+      <w:pPr>
+        <w:spacing w:before="80" w:after="0"/>
+      </w:pPr>
+    </w:p>
+    <w:p>
+      <w:pPr>
+        <w:spacing w:before="0" w:after="0"/>
+      </w:pPr>
+      <w:r>
+        <w:rPr>
+          <w:b w:val="0"/>
+          <w:i w:val="0"/>
+          <w:sz w:val="20"/>
+        </w:rPr>
+        <w:t>Dear Sir/Madam,</w:t>
+      </w:r>
+    </w:p>
+    <w:p>
+      <w:pPr>
+        <w:spacing w:before="80" w:after="0"/>
+      </w:pPr>
+    </w:p>
+    <w:p>
+      <w:pPr>
+        <w:spacing w:before="0" w:after="120"/>
+        <w:jc w:val="center"/>
+      </w:pPr>
+      <w:r>
+        <w:rPr>
+          <w:b/>
+          <w:i w:val="0"/>
+          <w:sz w:val="24"/>
+        </w:rPr>
+        <w:t>Valuation Certificate</w:t>
+      </w:r>
+    </w:p>
+    <w:p>
+      <w:pPr>
+        <w:spacing w:before="0" w:after="80"/>
+      </w:pPr>
+      <w:r>
+        <w:rPr>
+          <w:b w:val="0"/>
+          <w:i w:val="0"/>
+          <w:sz w:val="20"/>
+        </w:rPr>
+        <w:t xml:space="preserve">            We are submitting herewith the valuation report of the property which are intended to be mortgaged to the bank by:</w:t>
+      </w:r>
+    </w:p>
     <w:tbl>
-      <w:tblGrid>
-        <w:gridCol w:w="510"/>
-        <w:gridCol w:w="1587"/>
-        <w:gridCol w:w="1814"/>
-        <w:gridCol w:w="680"/>
-        <w:gridCol w:w="1077"/>
-        <w:gridCol w:w="1134"/>
-        <w:gridCol w:w="1020"/>
-        <w:gridCol w:w="1020"/>
-        <w:gridCol w:w="794"/>
-        <w:gridCol w:w="567"/>
-      </w:tblGrid>
       <w:tblPr>
         <w:tblStyle w:val="TableGrid"/>
         <w:tblW w:type="auto" w:w="0"/>
         <w:tblLook w:firstColumn="1" w:firstRow="1" w:lastColumn="0" w:lastRow="0" w:noHBand="0" w:noVBand="1" w:val="04A0"/>
       </w:tblPr>
       <w:tblGrid>
-        <w:gridCol w:w="1021"/>
-        <w:gridCol w:w="1021"/>
-        <w:gridCol w:w="1021"/>
-        <w:gridCol w:w="1021"/>
-        <w:gridCol w:w="1021"/>
-        <w:gridCol w:w="1021"/>
-        <w:gridCol w:w="1021"/>
-        <w:gridCol w:w="1021"/>
-        <w:gridCol w:w="1021"/>
-        <w:gridCol w:w="1021"/>
+        <w:gridCol w:w="4680"/>
+        <w:gridCol w:w="4680"/>
       </w:tblGrid>
       <w:tr>
-        <w:trPr>
-          <w:trHeight w:val="500" w:hRule="atLeast"/>
-        </w:trPr>
         <w:tc>
           <w:tcPr>
-            <w:tcW w:type="dxa" w:w="510"/>
-            <w:tcBorders>
-              <w:top w:val="single" w:sz="6" w:color="B8CCE4" w:space="0"/>
-              <w:left w:val="single" w:sz="6" w:color="B8CCE4" w:space="0"/>
-              <w:bottom w:val="single" w:sz="6" w:color="B8CCE4" w:space="0"/>
-              <w:right w:val="single" w:sz="6" w:color="B8CCE4" w:space="0"/>
-            </w:tcBorders>
-            <w:shd w:val="clear" w:color="auto" w:fill="D9E1F2"/>
-            <w:vAlign w:val="center"/>
-            <w:vMerge w:val="restart"/>
+            <w:tcW w:type="dxa" w:w="1728"/>
           </w:tcPr>
           <w:p>
-            <w:pPr>
-              <w:spacing w:before="20" w:after="20"/>
-              <w:jc w:val="center"/>
-            </w:pPr>
             <w:r>
               <w:rPr>
                 <w:b/>
-                <w:i w:val="0"/>
+                <w:sz w:val="20"/>
+              </w:rPr>
+              <w:t>Client</w:t>
+            </w:r>
+          </w:p>
+        </w:tc>
+        <w:tc>
+          <w:tcPr>
+            <w:tcW w:type="dxa" w:w="7200"/>
+          </w:tcPr>
+          <w:p>
+            <w:r>
+              <w:rPr>
+                <w:sz w:val="20"/>
+              </w:rPr>
+              <w:t>{{ client_full_name }}</w:t>
+            </w:r>
+          </w:p>
+        </w:tc>
+      </w:tr>
+      <w:tr>
+        <w:tc>
+          <w:tcPr>
+            <w:tcW w:type="dxa" w:w="1728"/>
+          </w:tcPr>
+          <w:p>
+            <w:r>
+              <w:rPr>
+                <w:b/>
+                <w:sz w:val="20"/>
+              </w:rPr>
+              <w:t>Address:</w:t>
+            </w:r>
+          </w:p>
+        </w:tc>
+        <w:tc>
+          <w:tcPr>
+            <w:tcW w:type="dxa" w:w="7200"/>
+          </w:tcPr>
+          <w:p>
+            <w:r>
+              <w:rPr>
+                <w:sz w:val="20"/>
+              </w:rPr>
+              <w:t>{{ client_address_full }}</w:t>
+            </w:r>
+          </w:p>
+        </w:tc>
+      </w:tr>
+    </w:tbl>
+    <w:p>
+      <w:pPr>
+        <w:spacing w:before="120" w:after="0"/>
+      </w:pPr>
+    </w:p>
+    <w:p>
+      <w:pPr>
+        <w:spacing w:before="0" w:after="60"/>
+      </w:pPr>
+      <w:r>
+        <w:rPr>
+          <w:b/>
+          <w:i w:val="0"/>
+          <w:sz w:val="20"/>
+        </w:rPr>
+        <w:t>We hereby declare and certify that:</w:t>
+      </w:r>
+    </w:p>
+    <w:p>
+      <w:pPr>
+        <w:spacing w:before="0" w:after="40"/>
+      </w:pPr>
+      <w:r>
+        <w:rPr>
+          <w:b w:val="0"/>
+          <w:i w:val="0"/>
+          <w:sz w:val="20"/>
+        </w:rPr>
+        <w:t>1.  We have physically inspected, verified &amp; measured the properties on {{ inspection_date }}.</w:t>
+      </w:r>
+    </w:p>
+    <w:p>
+      <w:pPr>
+        <w:spacing w:before="0" w:after="40"/>
+      </w:pPr>
+      <w:r>
+        <w:rPr>
+          <w:b w:val="0"/>
+          <w:i w:val="0"/>
+          <w:sz w:val="20"/>
+        </w:rPr>
+        <w:t>2.  We have no direct or indirect interests in the said company or properties.</w:t>
+      </w:r>
+    </w:p>
+    <w:p>
+      <w:pPr>
+        <w:spacing w:before="0" w:after="40"/>
+      </w:pPr>
+      <w:r>
+        <w:rPr>
+          <w:b w:val="0"/>
+          <w:i w:val="0"/>
+          <w:sz w:val="20"/>
+        </w:rPr>
+        <w:t>3.  The information furnished are true &amp; correct to the best made available to us by the client.</w:t>
+      </w:r>
+    </w:p>
+    <w:p>
+      <w:pPr>
+        <w:spacing w:before="0" w:after="40"/>
+      </w:pPr>
+      <w:r>
+        <w:rPr>
+          <w:b w:val="0"/>
+          <w:i w:val="0"/>
+          <w:sz w:val="20"/>
+        </w:rPr>
+        <w:t>4.  The value of the properties as detailed in this report has been carried out by us in strict compliance with the "Valuation Guidelines -2068" of {{ bank_name }}.</w:t>
+      </w:r>
+    </w:p>
+    <w:p>
+      <w:pPr>
+        <w:spacing w:before="0" w:after="40"/>
+      </w:pPr>
+      <w:r>
+        <w:rPr>
+          <w:b w:val="0"/>
+          <w:i w:val="0"/>
+          <w:sz w:val="20"/>
+        </w:rPr>
+        <w:t>5.  The said property is acceptable security to the Bank in all respects.</w:t>
+      </w:r>
+    </w:p>
+    <w:p>
+      <w:pPr>
+        <w:spacing w:before="80" w:after="0"/>
+      </w:pPr>
+    </w:p>
+    <w:tbl>
+      <w:tblPr>
+        <w:tblStyle w:val="TableGrid"/>
+        <w:tblW w:type="auto" w:w="0"/>
+        <w:tblLook w:firstColumn="1" w:firstRow="1" w:lastColumn="0" w:lastRow="0" w:noHBand="0" w:noVBand="1" w:val="04A0"/>
+      </w:tblPr>
+      <w:tblGrid>
+        <w:gridCol w:w="1170"/>
+        <w:gridCol w:w="1170"/>
+        <w:gridCol w:w="1170"/>
+        <w:gridCol w:w="1170"/>
+        <w:gridCol w:w="1170"/>
+        <w:gridCol w:w="1170"/>
+        <w:gridCol w:w="1170"/>
+        <w:gridCol w:w="1170"/>
+      </w:tblGrid>
+      <w:tr>
+        <w:tc>
+          <w:tcPr>
+            <w:tcW w:type="dxa" w:w="504"/>
+            <w:shd w:val="clear" w:color="auto" w:fill="1F3A2E"/>
+          </w:tcPr>
+          <w:p>
+            <w:r>
+              <w:rPr>
+                <w:b/>
+                <w:color w:val="FFFFFF"/>
                 <w:sz w:val="19"/>
               </w:rPr>
               <w:t>S.N.</w:t>
@@ -66,410 +382,134 @@
         </w:tc>
         <w:tc>
           <w:tcPr>
-            <w:tcW w:type="dxa" w:w="1587"/>
-            <w:tcBorders>
-              <w:top w:val="single" w:sz="6" w:color="B8CCE4" w:space="0"/>
-              <w:left w:val="single" w:sz="6" w:color="B8CCE4" w:space="0"/>
-              <w:bottom w:val="single" w:sz="6" w:color="B8CCE4" w:space="0"/>
-              <w:right w:val="single" w:sz="6" w:color="B8CCE4" w:space="0"/>
-            </w:tcBorders>
-            <w:shd w:val="clear" w:color="auto" w:fill="D9E1F2"/>
-            <w:vAlign w:val="center"/>
-            <w:vMerge w:val="restart"/>
+            <w:tcW w:type="dxa" w:w="1728"/>
+            <w:shd w:val="clear" w:color="auto" w:fill="1F3A2E"/>
           </w:tcPr>
           <w:p>
-            <w:pPr>
-              <w:spacing w:before="20" w:after="20"/>
-              <w:jc w:val="center"/>
-            </w:pPr>
             <w:r>
               <w:rPr>
                 <w:b/>
-                <w:i w:val="0"/>
+                <w:color w:val="FFFFFF"/>
                 <w:sz w:val="19"/>
               </w:rPr>
-              <w:t>Owner of the</w:t>
-              <w:br/>
-              <w:t>property</w:t>
+              <w:t>Owner of the property</w:t>
             </w:r>
           </w:p>
         </w:tc>
         <w:tc>
           <w:tcPr>
-            <w:tcW w:type="dxa" w:w="1814"/>
-            <w:tcBorders>
-              <w:top w:val="single" w:sz="6" w:color="B8CCE4" w:space="0"/>
-              <w:left w:val="single" w:sz="6" w:color="B8CCE4" w:space="0"/>
-              <w:bottom w:val="single" w:sz="6" w:color="B8CCE4" w:space="0"/>
-              <w:right w:val="single" w:sz="6" w:color="B8CCE4" w:space="0"/>
-            </w:tcBorders>
-            <w:shd w:val="clear" w:color="auto" w:fill="D9E1F2"/>
-            <w:vAlign w:val="center"/>
-            <w:vMerge w:val="restart"/>
+            <w:tcW w:type="dxa" w:w="2160"/>
+            <w:shd w:val="clear" w:color="auto" w:fill="1F3A2E"/>
           </w:tcPr>
           <w:p>
-            <w:pPr>
-              <w:spacing w:before="20" w:after="20"/>
-              <w:jc w:val="center"/>
-            </w:pPr>
             <w:r>
               <w:rPr>
                 <w:b/>
-                <w:i w:val="0"/>
+                <w:color w:val="FFFFFF"/>
                 <w:sz w:val="19"/>
               </w:rPr>
-              <w:t>Location of</w:t>
-              <w:br/>
-              <w:t>Property</w:t>
+              <w:t>Location of Property</w:t>
             </w:r>
           </w:p>
         </w:tc>
         <w:tc>
           <w:tcPr>
-            <w:tcW w:type="dxa" w:w="680"/>
-            <w:tcBorders>
-              <w:top w:val="single" w:sz="6" w:color="B8CCE4" w:space="0"/>
-              <w:left w:val="single" w:sz="6" w:color="B8CCE4" w:space="0"/>
-              <w:bottom w:val="single" w:sz="6" w:color="B8CCE4" w:space="0"/>
-              <w:right w:val="single" w:sz="6" w:color="B8CCE4" w:space="0"/>
-            </w:tcBorders>
-            <w:shd w:val="clear" w:color="auto" w:fill="D9E1F2"/>
-            <w:vAlign w:val="center"/>
-            <w:vMerge w:val="restart"/>
+            <w:tcW w:type="dxa" w:w="792"/>
+            <w:shd w:val="clear" w:color="auto" w:fill="1F3A2E"/>
           </w:tcPr>
           <w:p>
-            <w:pPr>
-              <w:spacing w:before="20" w:after="20"/>
-              <w:jc w:val="center"/>
-            </w:pPr>
             <w:r>
               <w:rPr>
                 <w:b/>
-                <w:i w:val="0"/>
+                <w:color w:val="FFFFFF"/>
                 <w:sz w:val="19"/>
               </w:rPr>
-              <w:t>Plot</w:t>
-              <w:br/>
-              <w:t>No.</w:t>
+              <w:t>Plot No.</w:t>
             </w:r>
           </w:p>
         </w:tc>
         <w:tc>
           <w:tcPr>
-            <w:tcW w:type="dxa" w:w="3231"/>
-            <w:gridSpan w:val="3"/>
-            <w:tcBorders>
-              <w:top w:val="single" w:sz="6" w:color="B8CCE4" w:space="0"/>
-              <w:left w:val="single" w:sz="6" w:color="B8CCE4" w:space="0"/>
-              <w:bottom w:val="single" w:sz="6" w:color="B8CCE4" w:space="0"/>
-              <w:right w:val="single" w:sz="6" w:color="B8CCE4" w:space="0"/>
-            </w:tcBorders>
-            <w:shd w:val="clear" w:color="auto" w:fill="D9E1F2"/>
-            <w:vAlign w:val="center"/>
+            <w:tcW w:type="dxa" w:w="1224"/>
+            <w:shd w:val="clear" w:color="auto" w:fill="1F3A2E"/>
           </w:tcPr>
           <w:p>
-            <w:pPr>
-              <w:spacing w:before="20" w:after="20"/>
-              <w:jc w:val="center"/>
-            </w:pPr>
             <w:r>
               <w:rPr>
                 <w:b/>
-                <w:i w:val="0"/>
+                <w:color w:val="FFFFFF"/>
                 <w:sz w:val="19"/>
               </w:rPr>
-              <w:t>Details of Land (Area in Square Meter)</w:t>
+              <w:t>Area as per</w:t>
+              <w:br/>
+              <w:t>Lalpurja (Sq.m)</w:t>
             </w:r>
           </w:p>
         </w:tc>
         <w:tc>
           <w:tcPr>
-            <w:tcW w:type="dxa" w:w="2381"/>
-            <w:gridSpan w:val="3"/>
-            <w:tcBorders>
-              <w:top w:val="single" w:sz="6" w:color="B8CCE4" w:space="0"/>
-              <w:left w:val="single" w:sz="6" w:color="B8CCE4" w:space="0"/>
-              <w:bottom w:val="single" w:sz="6" w:color="B8CCE4" w:space="0"/>
-              <w:right w:val="single" w:sz="6" w:color="B8CCE4" w:space="0"/>
-            </w:tcBorders>
-            <w:shd w:val="clear" w:color="auto" w:fill="D9E1F2"/>
-            <w:vAlign w:val="center"/>
+            <w:tcW w:type="dxa" w:w="1224"/>
+            <w:shd w:val="clear" w:color="auto" w:fill="1F3A2E"/>
           </w:tcPr>
           <w:p>
-            <w:pPr>
-              <w:spacing w:before="20" w:after="20"/>
-              <w:jc w:val="center"/>
-            </w:pPr>
             <w:r>
               <w:rPr>
                 <w:b/>
-                <w:i w:val="0"/>
+                <w:color w:val="FFFFFF"/>
                 <w:sz w:val="19"/>
               </w:rPr>
-              <w:t>Description of the Building</w:t>
+              <w:t>Area as per</w:t>
+              <w:br/>
+              <w:t>Measurement (Sq.m)</w:t>
+            </w:r>
+          </w:p>
+        </w:tc>
+        <w:tc>
+          <w:tcPr>
+            <w:tcW w:type="dxa" w:w="1440"/>
+            <w:shd w:val="clear" w:color="auto" w:fill="1F3A2E"/>
+          </w:tcPr>
+          <w:p>
+            <w:r>
+              <w:rPr>
+                <w:b/>
+                <w:color w:val="FFFFFF"/>
+                <w:sz w:val="19"/>
+              </w:rPr>
+              <w:t>Fair Market</w:t>
+              <w:br/>
+              <w:t>Value (NRs.)</w:t>
+            </w:r>
+          </w:p>
+        </w:tc>
+        <w:tc>
+          <w:tcPr>
+            <w:tcW w:type="dxa" w:w="1008"/>
+            <w:shd w:val="clear" w:color="auto" w:fill="1F3A2E"/>
+          </w:tcPr>
+          <w:p>
+            <w:r>
+              <w:rPr>
+                <w:b/>
+                <w:color w:val="FFFFFF"/>
+                <w:sz w:val="19"/>
+              </w:rPr>
+              <w:t>Building</w:t>
+              <w:br/>
+              <w:t>Status</w:t>
             </w:r>
           </w:p>
         </w:tc>
       </w:tr>
       <w:tr>
-        <w:trPr>
-          <w:trHeight w:val="480" w:hRule="atLeast"/>
-        </w:trPr>
         <w:tc>
           <w:tcPr>
-            <w:tcW w:type="dxa" w:w="510"/>
-            <w:tcBorders>
-              <w:top w:val="single" w:sz="6" w:color="B8CCE4" w:space="0"/>
-              <w:left w:val="single" w:sz="6" w:color="B8CCE4" w:space="0"/>
-              <w:bottom w:val="single" w:sz="6" w:color="B8CCE4" w:space="0"/>
-              <w:right w:val="single" w:sz="6" w:color="B8CCE4" w:space="0"/>
-            </w:tcBorders>
-            <w:vMerge/>
-            <w:shd w:val="clear" w:color="auto" w:fill="D9E1F2"/>
-            <w:vAlign w:val="center"/>
-          </w:tcPr>
-          <w:p/>
-        </w:tc>
-        <w:tc>
-          <w:tcPr>
-            <w:tcW w:type="dxa" w:w="1587"/>
-            <w:tcBorders>
-              <w:top w:val="single" w:sz="6" w:color="B8CCE4" w:space="0"/>
-              <w:left w:val="single" w:sz="6" w:color="B8CCE4" w:space="0"/>
-              <w:bottom w:val="single" w:sz="6" w:color="B8CCE4" w:space="0"/>
-              <w:right w:val="single" w:sz="6" w:color="B8CCE4" w:space="0"/>
-            </w:tcBorders>
-            <w:vMerge/>
-            <w:shd w:val="clear" w:color="auto" w:fill="D9E1F2"/>
-            <w:vAlign w:val="center"/>
-          </w:tcPr>
-          <w:p/>
-        </w:tc>
-        <w:tc>
-          <w:tcPr>
-            <w:tcW w:type="dxa" w:w="1814"/>
-            <w:tcBorders>
-              <w:top w:val="single" w:sz="6" w:color="B8CCE4" w:space="0"/>
-              <w:left w:val="single" w:sz="6" w:color="B8CCE4" w:space="0"/>
-              <w:bottom w:val="single" w:sz="6" w:color="B8CCE4" w:space="0"/>
-              <w:right w:val="single" w:sz="6" w:color="B8CCE4" w:space="0"/>
-            </w:tcBorders>
-            <w:vMerge/>
-            <w:shd w:val="clear" w:color="auto" w:fill="D9E1F2"/>
-            <w:vAlign w:val="center"/>
-          </w:tcPr>
-          <w:p/>
-        </w:tc>
-        <w:tc>
-          <w:tcPr>
-            <w:tcW w:type="dxa" w:w="680"/>
-            <w:tcBorders>
-              <w:top w:val="single" w:sz="6" w:color="B8CCE4" w:space="0"/>
-              <w:left w:val="single" w:sz="6" w:color="B8CCE4" w:space="0"/>
-              <w:bottom w:val="single" w:sz="6" w:color="B8CCE4" w:space="0"/>
-              <w:right w:val="single" w:sz="6" w:color="B8CCE4" w:space="0"/>
-            </w:tcBorders>
-            <w:vMerge/>
-            <w:shd w:val="clear" w:color="auto" w:fill="D9E1F2"/>
-            <w:vAlign w:val="center"/>
-          </w:tcPr>
-          <w:p/>
-        </w:tc>
-        <w:tc>
-          <w:tcPr>
-            <w:tcW w:type="dxa" w:w="1077"/>
-            <w:tcBorders>
-              <w:top w:val="single" w:sz="6" w:color="B8CCE4" w:space="0"/>
-              <w:left w:val="single" w:sz="6" w:color="B8CCE4" w:space="0"/>
-              <w:bottom w:val="single" w:sz="6" w:color="B8CCE4" w:space="0"/>
-              <w:right w:val="single" w:sz="6" w:color="B8CCE4" w:space="0"/>
-            </w:tcBorders>
-            <w:shd w:val="clear" w:color="auto" w:fill="D9E1F2"/>
-            <w:vAlign w:val="center"/>
+            <w:tcW w:type="dxa" w:w="1170"/>
           </w:tcPr>
           <w:p>
-            <w:pPr>
-              <w:spacing w:before="20" w:after="20"/>
-              <w:jc w:val="center"/>
-            </w:pPr>
             <w:r>
               <w:rPr>
-                <w:b/>
-                <w:i w:val="0"/>
                 <w:sz w:val="18"/>
-              </w:rPr>
-              <w:t>Area as per</w:t>
-              <w:br/>
-              <w:t>Lalpurja</w:t>
-            </w:r>
-          </w:p>
-        </w:tc>
-        <w:tc>
-          <w:tcPr>
-            <w:tcW w:type="dxa" w:w="1134"/>
-            <w:tcBorders>
-              <w:top w:val="single" w:sz="6" w:color="B8CCE4" w:space="0"/>
-              <w:left w:val="single" w:sz="6" w:color="B8CCE4" w:space="0"/>
-              <w:bottom w:val="single" w:sz="6" w:color="B8CCE4" w:space="0"/>
-              <w:right w:val="single" w:sz="6" w:color="B8CCE4" w:space="0"/>
-            </w:tcBorders>
-            <w:shd w:val="clear" w:color="auto" w:fill="D9E1F2"/>
-            <w:vAlign w:val="center"/>
-          </w:tcPr>
-          <w:p>
-            <w:pPr>
-              <w:spacing w:before="20" w:after="20"/>
-              <w:jc w:val="center"/>
-            </w:pPr>
-            <w:r>
-              <w:rPr>
-                <w:b/>
-                <w:i w:val="0"/>
-                <w:sz w:val="18"/>
-              </w:rPr>
-              <w:t>Area as per</w:t>
-              <w:br/>
-              <w:t>Measurement</w:t>
-            </w:r>
-          </w:p>
-        </w:tc>
-        <w:tc>
-          <w:tcPr>
-            <w:tcW w:type="dxa" w:w="1020"/>
-            <w:tcBorders>
-              <w:top w:val="single" w:sz="6" w:color="B8CCE4" w:space="0"/>
-              <w:left w:val="single" w:sz="6" w:color="B8CCE4" w:space="0"/>
-              <w:bottom w:val="single" w:sz="6" w:color="B8CCE4" w:space="0"/>
-              <w:right w:val="single" w:sz="6" w:color="B8CCE4" w:space="0"/>
-            </w:tcBorders>
-            <w:shd w:val="clear" w:color="auto" w:fill="D9E1F2"/>
-            <w:vAlign w:val="center"/>
-          </w:tcPr>
-          <w:p>
-            <w:pPr>
-              <w:spacing w:before="20" w:after="20"/>
-              <w:jc w:val="center"/>
-            </w:pPr>
-            <w:r>
-              <w:rPr>
-                <w:b/>
-                <w:i w:val="0"/>
-                <w:sz w:val="18"/>
-              </w:rPr>
-              <w:t>Amount</w:t>
-            </w:r>
-          </w:p>
-        </w:tc>
-        <w:tc>
-          <w:tcPr>
-            <w:tcW w:type="dxa" w:w="1020"/>
-            <w:tcBorders>
-              <w:top w:val="single" w:sz="6" w:color="B8CCE4" w:space="0"/>
-              <w:left w:val="single" w:sz="6" w:color="B8CCE4" w:space="0"/>
-              <w:bottom w:val="single" w:sz="6" w:color="B8CCE4" w:space="0"/>
-              <w:right w:val="single" w:sz="6" w:color="B8CCE4" w:space="0"/>
-            </w:tcBorders>
-            <w:shd w:val="clear" w:color="auto" w:fill="D9E1F2"/>
-            <w:vAlign w:val="center"/>
-          </w:tcPr>
-          <w:p>
-            <w:pPr>
-              <w:spacing w:before="20" w:after="20"/>
-              <w:jc w:val="center"/>
-            </w:pPr>
-            <w:r>
-              <w:rPr>
-                <w:b/>
-                <w:i w:val="0"/>
-                <w:sz w:val="18"/>
-              </w:rPr>
-              <w:t>Status</w:t>
-            </w:r>
-          </w:p>
-        </w:tc>
-        <w:tc>
-          <w:tcPr>
-            <w:tcW w:type="dxa" w:w="794"/>
-            <w:tcBorders>
-              <w:top w:val="single" w:sz="6" w:color="B8CCE4" w:space="0"/>
-              <w:left w:val="single" w:sz="6" w:color="B8CCE4" w:space="0"/>
-              <w:bottom w:val="single" w:sz="6" w:color="B8CCE4" w:space="0"/>
-              <w:right w:val="single" w:sz="6" w:color="B8CCE4" w:space="0"/>
-            </w:tcBorders>
-            <w:shd w:val="clear" w:color="auto" w:fill="D9E1F2"/>
-            <w:vAlign w:val="center"/>
-          </w:tcPr>
-          <w:p>
-            <w:pPr>
-              <w:spacing w:before="20" w:after="20"/>
-              <w:jc w:val="center"/>
-            </w:pPr>
-            <w:r>
-              <w:rPr>
-                <w:b/>
-                <w:i w:val="0"/>
-                <w:sz w:val="18"/>
-              </w:rPr>
-              <w:t>Area</w:t>
-              <w:br/>
-              <w:t>(Sq.ft.)</w:t>
-            </w:r>
-          </w:p>
-        </w:tc>
-        <w:tc>
-          <w:tcPr>
-            <w:tcW w:type="dxa" w:w="567"/>
-            <w:tcBorders>
-              <w:top w:val="single" w:sz="6" w:color="B8CCE4" w:space="0"/>
-              <w:left w:val="single" w:sz="6" w:color="B8CCE4" w:space="0"/>
-              <w:bottom w:val="single" w:sz="6" w:color="B8CCE4" w:space="0"/>
-              <w:right w:val="single" w:sz="6" w:color="B8CCE4" w:space="0"/>
-            </w:tcBorders>
-            <w:shd w:val="clear" w:color="auto" w:fill="D9E1F2"/>
-            <w:vAlign w:val="center"/>
-          </w:tcPr>
-          <w:p>
-            <w:pPr>
-              <w:spacing w:before="20" w:after="20"/>
-              <w:jc w:val="center"/>
-            </w:pPr>
-            <w:r>
-              <w:rPr>
-                <w:b/>
-                <w:i w:val="0"/>
-                <w:sz w:val="18"/>
-              </w:rPr>
-              <w:t>Amount</w:t>
-            </w:r>
-          </w:p>
-        </w:tc>
-      </w:tr>
-      <w:tr>
-        <w:trPr>
-          <w:trHeight w:val="380" w:hRule="atLeast"/>
-        </w:trPr>
-        <w:tc>
-          <w:tcPr>
-            <w:tcW w:type="dxa" w:w="510"/>
-            <w:tcBorders>
-              <w:top w:val="single" w:sz="6" w:color="B8CCE4" w:space="0"/>
-              <w:left w:val="single" w:sz="6" w:color="B8CCE4" w:space="0"/>
-              <w:bottom w:val="single" w:sz="6" w:color="B8CCE4" w:space="0"/>
-              <w:right w:val="single" w:sz="6" w:color="B8CCE4" w:space="0"/>
-            </w:tcBorders>
-            <w:vAlign w:val="center"/>
-            <w:vMerge w:val="restart"/>
-          </w:tcPr>
-          <w:p>
-            <w:pPr>
-              <w:spacing w:before="20" w:after="20"/>
-              <w:jc w:val="center"/>
-            </w:pPr>
-            <w:r>
-              <w:rPr>
-                <w:b w:val="0"/>
-                <w:i w:val="0"/>
-                <w:sz w:val="19"/>
               </w:rPr>
               <w:t>1</w:t>
             </w:r>
@@ -477,25 +517,11 @@
         </w:tc>
         <w:tc>
           <w:tcPr>
-            <w:tcW w:type="dxa" w:w="1587"/>
-            <w:tcBorders>
-              <w:top w:val="single" w:sz="6" w:color="B8CCE4" w:space="0"/>
-              <w:left w:val="single" w:sz="6" w:color="B8CCE4" w:space="0"/>
-              <w:bottom w:val="single" w:sz="6" w:color="B8CCE4" w:space="0"/>
-              <w:right w:val="single" w:sz="6" w:color="B8CCE4" w:space="0"/>
-            </w:tcBorders>
-            <w:vAlign w:val="center"/>
-            <w:vMerge w:val="restart"/>
+            <w:tcW w:type="dxa" w:w="1170"/>
           </w:tcPr>
           <w:p>
-            <w:pPr>
-              <w:spacing w:before="20" w:after="20"/>
-              <w:jc w:val="center"/>
-            </w:pPr>
             <w:r>
               <w:rPr>
-                <w:b w:val="0"/>
-                <w:i w:val="0"/>
                 <w:sz w:val="18"/>
               </w:rPr>
               <w:t>{{ owners_plain }}</w:t>
@@ -504,25 +530,11 @@
         </w:tc>
         <w:tc>
           <w:tcPr>
-            <w:tcW w:type="dxa" w:w="1814"/>
-            <w:tcBorders>
-              <w:top w:val="single" w:sz="6" w:color="B8CCE4" w:space="0"/>
-              <w:left w:val="single" w:sz="6" w:color="B8CCE4" w:space="0"/>
-              <w:bottom w:val="single" w:sz="6" w:color="B8CCE4" w:space="0"/>
-              <w:right w:val="single" w:sz="6" w:color="B8CCE4" w:space="0"/>
-            </w:tcBorders>
-            <w:vAlign w:val="center"/>
-            <w:vMerge w:val="restart"/>
+            <w:tcW w:type="dxa" w:w="1170"/>
           </w:tcPr>
           <w:p>
-            <w:pPr>
-              <w:spacing w:before="20" w:after="20"/>
-              <w:jc w:val="center"/>
-            </w:pPr>
             <w:r>
               <w:rPr>
-                <w:b w:val="0"/>
-                <w:i w:val="0"/>
                 <w:sz w:val="18"/>
               </w:rPr>
               <w:t>{{ property_location_full }}</w:t>
@@ -531,26 +543,12 @@
         </w:tc>
         <w:tc>
           <w:tcPr>
-            <w:tcW w:type="dxa" w:w="680"/>
-            <w:tcBorders>
-              <w:top w:val="single" w:sz="6" w:color="B8CCE4" w:space="0"/>
-              <w:left w:val="single" w:sz="6" w:color="B8CCE4" w:space="0"/>
-              <w:bottom w:val="single" w:sz="6" w:color="B8CCE4" w:space="0"/>
-              <w:right w:val="single" w:sz="6" w:color="B8CCE4" w:space="0"/>
-            </w:tcBorders>
-            <w:vAlign w:val="center"/>
-            <w:vMerge w:val="restart"/>
+            <w:tcW w:type="dxa" w:w="1170"/>
           </w:tcPr>
           <w:p>
-            <w:pPr>
-              <w:spacing w:before="20" w:after="20"/>
-              <w:jc w:val="center"/>
-            </w:pPr>
             <w:r>
               <w:rPr>
-                <w:b w:val="0"/>
-                <w:i w:val="0"/>
-                <w:sz w:val="19"/>
+                <w:sz w:val="18"/>
               </w:rPr>
               <w:t>{{ plot_no }}</w:t>
             </w:r>
@@ -558,24 +556,12 @@
         </w:tc>
         <w:tc>
           <w:tcPr>
-            <w:tcW w:type="dxa" w:w="1077"/>
-            <w:tcBorders>
-              <w:top w:val="single" w:sz="6" w:color="B8CCE4" w:space="0"/>
-              <w:left w:val="single" w:sz="6" w:color="B8CCE4" w:space="0"/>
-              <w:bottom w:val="single" w:sz="6" w:color="B8CCE4" w:space="0"/>
-              <w:right w:val="single" w:sz="6" w:color="B8CCE4" w:space="0"/>
-            </w:tcBorders>
+            <w:tcW w:type="dxa" w:w="1170"/>
           </w:tcPr>
           <w:p>
-            <w:pPr>
-              <w:spacing w:before="20" w:after="20"/>
-              <w:jc w:val="center"/>
-            </w:pPr>
             <w:r>
               <w:rPr>
-                <w:b w:val="0"/>
-                <w:i w:val="0"/>
-                <w:sz w:val="19"/>
+                <w:sz w:val="18"/>
               </w:rPr>
               <w:t>{{ land_area_lorc }}</w:t>
             </w:r>
@@ -583,24 +569,12 @@
         </w:tc>
         <w:tc>
           <w:tcPr>
-            <w:tcW w:type="dxa" w:w="1134"/>
-            <w:tcBorders>
-              <w:top w:val="single" w:sz="6" w:color="B8CCE4" w:space="0"/>
-              <w:left w:val="single" w:sz="6" w:color="B8CCE4" w:space="0"/>
-              <w:bottom w:val="single" w:sz="6" w:color="B8CCE4" w:space="0"/>
-              <w:right w:val="single" w:sz="6" w:color="B8CCE4" w:space="0"/>
-            </w:tcBorders>
+            <w:tcW w:type="dxa" w:w="1170"/>
           </w:tcPr>
           <w:p>
-            <w:pPr>
-              <w:spacing w:before="20" w:after="20"/>
-              <w:jc w:val="center"/>
-            </w:pPr>
             <w:r>
               <w:rPr>
-                <w:b w:val="0"/>
-                <w:i w:val="0"/>
-                <w:sz w:val="19"/>
+                <w:sz w:val="18"/>
               </w:rPr>
               <w:t>{{ land_area_measured }}</w:t>
             </w:r>
@@ -608,192 +582,65 @@
         </w:tc>
         <w:tc>
           <w:tcPr>
-            <w:tcW w:type="dxa" w:w="1020"/>
-            <w:tcBorders>
-              <w:top w:val="single" w:sz="6" w:color="B8CCE4" w:space="0"/>
-              <w:left w:val="single" w:sz="6" w:color="B8CCE4" w:space="0"/>
-              <w:bottom w:val="single" w:sz="6" w:color="B8CCE4" w:space="0"/>
-              <w:right w:val="single" w:sz="6" w:color="B8CCE4" w:space="0"/>
-            </w:tcBorders>
-            <w:vAlign w:val="center"/>
-            <w:vMerge w:val="restart"/>
+            <w:tcW w:type="dxa" w:w="1170"/>
           </w:tcPr>
           <w:p>
-            <w:pPr>
-              <w:spacing w:before="20" w:after="20"/>
-              <w:jc w:val="center"/>
-            </w:pPr>
             <w:r>
               <w:rPr>
-                <w:b w:val="0"/>
-                <w:i w:val="0"/>
-                <w:sz w:val="19"/>
+                <w:sz w:val="18"/>
               </w:rPr>
-              <w:t>{{ fair_market_value_raw }}</w:t>
+              <w:t>{{ fair_market_value }}</w:t>
             </w:r>
           </w:p>
         </w:tc>
         <w:tc>
           <w:tcPr>
-            <w:tcW w:type="dxa" w:w="1020"/>
-            <w:tcBorders>
-              <w:top w:val="single" w:sz="6" w:color="B8CCE4" w:space="0"/>
-              <w:left w:val="single" w:sz="6" w:color="B8CCE4" w:space="0"/>
-              <w:bottom w:val="single" w:sz="6" w:color="B8CCE4" w:space="0"/>
-              <w:right w:val="single" w:sz="6" w:color="B8CCE4" w:space="0"/>
-            </w:tcBorders>
-            <w:vAlign w:val="center"/>
-            <w:vMerge w:val="restart"/>
+            <w:tcW w:type="dxa" w:w="1170"/>
           </w:tcPr>
           <w:p>
-            <w:pPr>
-              <w:spacing w:before="20" w:after="20"/>
-              <w:jc w:val="center"/>
-            </w:pPr>
             <w:r>
               <w:rPr>
-                <w:b w:val="0"/>
-                <w:i w:val="0"/>
-                <w:sz w:val="19"/>
+                <w:sz w:val="18"/>
               </w:rPr>
-              <w:t>{{ building_status }}</w:t>
-            </w:r>
-          </w:p>
-        </w:tc>
-        <w:tc>
-          <w:tcPr>
-            <w:tcW w:type="dxa" w:w="794"/>
-            <w:tcBorders>
-              <w:top w:val="single" w:sz="6" w:color="B8CCE4" w:space="0"/>
-              <w:left w:val="single" w:sz="6" w:color="B8CCE4" w:space="0"/>
-              <w:bottom w:val="single" w:sz="6" w:color="B8CCE4" w:space="0"/>
-              <w:right w:val="single" w:sz="6" w:color="B8CCE4" w:space="0"/>
-            </w:tcBorders>
-            <w:vAlign w:val="center"/>
-            <w:vMerge w:val="restart"/>
-          </w:tcPr>
-          <w:p>
-            <w:pPr>
-              <w:spacing w:before="20" w:after="20"/>
-              <w:jc w:val="center"/>
-            </w:pPr>
-            <w:r>
-              <w:rPr>
-                <w:b w:val="0"/>
-                <w:i w:val="0"/>
-                <w:sz w:val="19"/>
-              </w:rPr>
-              <w:t>{{ building_area_sqft }}</w:t>
-            </w:r>
-          </w:p>
-        </w:tc>
-        <w:tc>
-          <w:tcPr>
-            <w:tcW w:type="dxa" w:w="567"/>
-            <w:tcBorders>
-              <w:top w:val="single" w:sz="6" w:color="B8CCE4" w:space="0"/>
-              <w:left w:val="single" w:sz="6" w:color="B8CCE4" w:space="0"/>
-              <w:bottom w:val="single" w:sz="6" w:color="B8CCE4" w:space="0"/>
-              <w:right w:val="single" w:sz="6" w:color="B8CCE4" w:space="0"/>
-            </w:tcBorders>
-            <w:vAlign w:val="center"/>
-            <w:vMerge w:val="restart"/>
-          </w:tcPr>
-          <w:p>
-            <w:pPr>
-              <w:spacing w:before="20" w:after="20"/>
-              <w:jc w:val="center"/>
-            </w:pPr>
-            <w:r>
-              <w:rPr>
-                <w:b w:val="0"/>
-                <w:i w:val="0"/>
-                <w:sz w:val="19"/>
-              </w:rPr>
-              <w:t>{{ building_fmv }}</w:t>
+              <w:t>At Present</w:t>
             </w:r>
           </w:p>
         </w:tc>
       </w:tr>
       <w:tr>
-        <w:trPr>
-          <w:trHeight w:val="360" w:hRule="exact"/>
-        </w:trPr>
         <w:tc>
           <w:tcPr>
-            <w:tcW w:type="dxa" w:w="510"/>
-            <w:tcBorders>
-              <w:top w:val="single" w:sz="6" w:color="B8CCE4" w:space="0"/>
-              <w:left w:val="single" w:sz="6" w:color="B8CCE4" w:space="0"/>
-              <w:bottom w:val="single" w:sz="6" w:color="B8CCE4" w:space="0"/>
-              <w:right w:val="single" w:sz="6" w:color="B8CCE4" w:space="0"/>
-            </w:tcBorders>
-            <w:vMerge/>
+            <w:tcW w:type="dxa" w:w="1170"/>
           </w:tcPr>
           <w:p/>
         </w:tc>
         <w:tc>
           <w:tcPr>
-            <w:tcW w:type="dxa" w:w="1587"/>
-            <w:tcBorders>
-              <w:top w:val="single" w:sz="6" w:color="B8CCE4" w:space="0"/>
-              <w:left w:val="single" w:sz="6" w:color="B8CCE4" w:space="0"/>
-              <w:bottom w:val="single" w:sz="6" w:color="B8CCE4" w:space="0"/>
-              <w:right w:val="single" w:sz="6" w:color="B8CCE4" w:space="0"/>
-            </w:tcBorders>
-            <w:vMerge/>
+            <w:tcW w:type="dxa" w:w="1170"/>
           </w:tcPr>
           <w:p/>
         </w:tc>
         <w:tc>
           <w:tcPr>
-            <w:tcW w:type="dxa" w:w="1814"/>
-            <w:tcBorders>
-              <w:top w:val="single" w:sz="6" w:color="B8CCE4" w:space="0"/>
-              <w:left w:val="single" w:sz="6" w:color="B8CCE4" w:space="0"/>
-              <w:bottom w:val="single" w:sz="6" w:color="B8CCE4" w:space="0"/>
-              <w:right w:val="single" w:sz="6" w:color="B8CCE4" w:space="0"/>
-            </w:tcBorders>
-            <w:vMerge/>
+            <w:tcW w:type="dxa" w:w="1170"/>
           </w:tcPr>
           <w:p/>
         </w:tc>
         <w:tc>
           <w:tcPr>
-            <w:tcW w:type="dxa" w:w="680"/>
-            <w:tcBorders>
-              <w:top w:val="single" w:sz="6" w:color="B8CCE4" w:space="0"/>
-              <w:left w:val="single" w:sz="6" w:color="B8CCE4" w:space="0"/>
-              <w:bottom w:val="single" w:sz="6" w:color="B8CCE4" w:space="0"/>
-              <w:right w:val="single" w:sz="6" w:color="B8CCE4" w:space="0"/>
-            </w:tcBorders>
-            <w:vMerge/>
+            <w:tcW w:type="dxa" w:w="1170"/>
           </w:tcPr>
           <w:p/>
         </w:tc>
         <w:tc>
           <w:tcPr>
-            <w:tcW w:type="dxa" w:w="2211"/>
-            <w:gridSpan w:val="2"/>
-            <w:tcBorders>
-              <w:top w:val="single" w:sz="6" w:color="B8CCE4" w:space="0"/>
-              <w:left w:val="single" w:sz="6" w:color="B8CCE4" w:space="0"/>
-              <w:bottom w:val="single" w:sz="6" w:color="B8CCE4" w:space="0"/>
-              <w:right w:val="single" w:sz="6" w:color="B8CCE4" w:space="0"/>
-            </w:tcBorders>
-            <w:shd w:val="clear" w:color="auto" w:fill="BFBFBF"/>
-            <w:vAlign w:val="center"/>
+            <w:tcW w:type="dxa" w:w="1170"/>
           </w:tcPr>
           <w:p>
-            <w:pPr>
-              <w:spacing w:before="20" w:after="20"/>
-              <w:jc w:val="center"/>
-            </w:pPr>
             <w:r>
               <w:rPr>
-                <w:b/>
                 <w:i/>
-                <w:sz w:val="19"/>
+                <w:sz w:val="18"/>
               </w:rPr>
               <w:t>Area Considered</w:t>
             </w:r>
@@ -801,135 +648,12 @@
         </w:tc>
         <w:tc>
           <w:tcPr>
-            <w:tcW w:type="dxa" w:w="1020"/>
-            <w:tcBorders>
-              <w:top w:val="single" w:sz="6" w:color="B8CCE4" w:space="0"/>
-              <w:left w:val="single" w:sz="6" w:color="B8CCE4" w:space="0"/>
-              <w:bottom w:val="single" w:sz="6" w:color="B8CCE4" w:space="0"/>
-              <w:right w:val="single" w:sz="6" w:color="B8CCE4" w:space="0"/>
-            </w:tcBorders>
-            <w:vMerge/>
-          </w:tcPr>
-          <w:p/>
-        </w:tc>
-        <w:tc>
-          <w:tcPr>
-            <w:tcW w:type="dxa" w:w="1020"/>
-            <w:tcBorders>
-              <w:top w:val="single" w:sz="6" w:color="B8CCE4" w:space="0"/>
-              <w:left w:val="single" w:sz="6" w:color="B8CCE4" w:space="0"/>
-              <w:bottom w:val="single" w:sz="6" w:color="B8CCE4" w:space="0"/>
-              <w:right w:val="single" w:sz="6" w:color="B8CCE4" w:space="0"/>
-            </w:tcBorders>
-            <w:vMerge/>
-          </w:tcPr>
-          <w:p/>
-        </w:tc>
-        <w:tc>
-          <w:tcPr>
-            <w:tcW w:type="dxa" w:w="794"/>
-            <w:tcBorders>
-              <w:top w:val="single" w:sz="6" w:color="B8CCE4" w:space="0"/>
-              <w:left w:val="single" w:sz="6" w:color="B8CCE4" w:space="0"/>
-              <w:bottom w:val="single" w:sz="6" w:color="B8CCE4" w:space="0"/>
-              <w:right w:val="single" w:sz="6" w:color="B8CCE4" w:space="0"/>
-            </w:tcBorders>
-            <w:vMerge/>
-          </w:tcPr>
-          <w:p/>
-        </w:tc>
-        <w:tc>
-          <w:tcPr>
-            <w:tcW w:type="dxa" w:w="567"/>
-            <w:tcBorders>
-              <w:top w:val="single" w:sz="6" w:color="B8CCE4" w:space="0"/>
-              <w:left w:val="single" w:sz="6" w:color="B8CCE4" w:space="0"/>
-              <w:bottom w:val="single" w:sz="6" w:color="B8CCE4" w:space="0"/>
-              <w:right w:val="single" w:sz="6" w:color="B8CCE4" w:space="0"/>
-            </w:tcBorders>
-            <w:vMerge/>
-          </w:tcPr>
-          <w:p/>
-        </w:tc>
-      </w:tr>
-      <w:tr>
-        <w:trPr>
-          <w:trHeight w:val="380" w:hRule="atLeast"/>
-        </w:trPr>
-        <w:tc>
-          <w:tcPr>
-            <w:tcW w:type="dxa" w:w="510"/>
-            <w:tcBorders>
-              <w:top w:val="single" w:sz="6" w:color="B8CCE4" w:space="0"/>
-              <w:left w:val="single" w:sz="6" w:color="B8CCE4" w:space="0"/>
-              <w:bottom w:val="single" w:sz="6" w:color="B8CCE4" w:space="0"/>
-              <w:right w:val="single" w:sz="6" w:color="B8CCE4" w:space="0"/>
-            </w:tcBorders>
-            <w:vMerge/>
-          </w:tcPr>
-          <w:p/>
-        </w:tc>
-        <w:tc>
-          <w:tcPr>
-            <w:tcW w:type="dxa" w:w="1587"/>
-            <w:tcBorders>
-              <w:top w:val="single" w:sz="6" w:color="B8CCE4" w:space="0"/>
-              <w:left w:val="single" w:sz="6" w:color="B8CCE4" w:space="0"/>
-              <w:bottom w:val="single" w:sz="6" w:color="B8CCE4" w:space="0"/>
-              <w:right w:val="single" w:sz="6" w:color="B8CCE4" w:space="0"/>
-            </w:tcBorders>
-            <w:vMerge/>
-          </w:tcPr>
-          <w:p/>
-        </w:tc>
-        <w:tc>
-          <w:tcPr>
-            <w:tcW w:type="dxa" w:w="1814"/>
-            <w:tcBorders>
-              <w:top w:val="single" w:sz="6" w:color="B8CCE4" w:space="0"/>
-              <w:left w:val="single" w:sz="6" w:color="B8CCE4" w:space="0"/>
-              <w:bottom w:val="single" w:sz="6" w:color="B8CCE4" w:space="0"/>
-              <w:right w:val="single" w:sz="6" w:color="B8CCE4" w:space="0"/>
-            </w:tcBorders>
-            <w:vMerge/>
-          </w:tcPr>
-          <w:p/>
-        </w:tc>
-        <w:tc>
-          <w:tcPr>
-            <w:tcW w:type="dxa" w:w="680"/>
-            <w:tcBorders>
-              <w:top w:val="single" w:sz="6" w:color="B8CCE4" w:space="0"/>
-              <w:left w:val="single" w:sz="6" w:color="B8CCE4" w:space="0"/>
-              <w:bottom w:val="single" w:sz="6" w:color="B8CCE4" w:space="0"/>
-              <w:right w:val="single" w:sz="6" w:color="B8CCE4" w:space="0"/>
-            </w:tcBorders>
-            <w:vMerge/>
-          </w:tcPr>
-          <w:p/>
-        </w:tc>
-        <w:tc>
-          <w:tcPr>
-            <w:tcW w:type="dxa" w:w="2211"/>
-            <w:gridSpan w:val="2"/>
-            <w:tcBorders>
-              <w:top w:val="single" w:sz="6" w:color="B8CCE4" w:space="0"/>
-              <w:left w:val="single" w:sz="6" w:color="B8CCE4" w:space="0"/>
-              <w:bottom w:val="single" w:sz="6" w:color="B8CCE4" w:space="0"/>
-              <w:right w:val="single" w:sz="6" w:color="B8CCE4" w:space="0"/>
-            </w:tcBorders>
-            <w:vAlign w:val="center"/>
+            <w:tcW w:type="dxa" w:w="1170"/>
           </w:tcPr>
           <w:p>
-            <w:pPr>
-              <w:spacing w:before="20" w:after="20"/>
-              <w:jc w:val="center"/>
-            </w:pPr>
             <w:r>
               <w:rPr>
-                <w:b/>
-                <w:i w:val="0"/>
-                <w:sz w:val="19"/>
+                <w:sz w:val="18"/>
               </w:rPr>
               <w:t>{{ land_area_considered }}</w:t>
             </w:r>
@@ -937,83 +661,32 @@
         </w:tc>
         <w:tc>
           <w:tcPr>
-            <w:tcW w:type="dxa" w:w="1020"/>
-            <w:tcBorders>
-              <w:top w:val="single" w:sz="6" w:color="B8CCE4" w:space="0"/>
-              <w:left w:val="single" w:sz="6" w:color="B8CCE4" w:space="0"/>
-              <w:bottom w:val="single" w:sz="6" w:color="B8CCE4" w:space="0"/>
-              <w:right w:val="single" w:sz="6" w:color="B8CCE4" w:space="0"/>
-            </w:tcBorders>
-            <w:vMerge/>
+            <w:tcW w:type="dxa" w:w="1170"/>
           </w:tcPr>
           <w:p/>
         </w:tc>
         <w:tc>
           <w:tcPr>
-            <w:tcW w:type="dxa" w:w="1020"/>
-            <w:tcBorders>
-              <w:top w:val="single" w:sz="6" w:color="B8CCE4" w:space="0"/>
-              <w:left w:val="single" w:sz="6" w:color="B8CCE4" w:space="0"/>
-              <w:bottom w:val="single" w:sz="6" w:color="B8CCE4" w:space="0"/>
-              <w:right w:val="single" w:sz="6" w:color="B8CCE4" w:space="0"/>
-            </w:tcBorders>
-            <w:vMerge/>
+            <w:tcW w:type="dxa" w:w="1170"/>
+          </w:tcPr>
+          <w:p/>
+        </w:tc>
+      </w:tr>
+      <w:tr>
+        <w:tc>
+          <w:tcPr>
+            <w:tcW w:type="dxa" w:w="1170"/>
           </w:tcPr>
           <w:p/>
         </w:tc>
         <w:tc>
           <w:tcPr>
-            <w:tcW w:type="dxa" w:w="794"/>
-            <w:tcBorders>
-              <w:top w:val="single" w:sz="6" w:color="B8CCE4" w:space="0"/>
-              <w:left w:val="single" w:sz="6" w:color="B8CCE4" w:space="0"/>
-              <w:bottom w:val="single" w:sz="6" w:color="B8CCE4" w:space="0"/>
-              <w:right w:val="single" w:sz="6" w:color="B8CCE4" w:space="0"/>
-            </w:tcBorders>
-            <w:vMerge/>
-          </w:tcPr>
-          <w:p/>
-        </w:tc>
-        <w:tc>
-          <w:tcPr>
-            <w:tcW w:type="dxa" w:w="567"/>
-            <w:tcBorders>
-              <w:top w:val="single" w:sz="6" w:color="B8CCE4" w:space="0"/>
-              <w:left w:val="single" w:sz="6" w:color="B8CCE4" w:space="0"/>
-              <w:bottom w:val="single" w:sz="6" w:color="B8CCE4" w:space="0"/>
-              <w:right w:val="single" w:sz="6" w:color="B8CCE4" w:space="0"/>
-            </w:tcBorders>
-            <w:vMerge/>
-          </w:tcPr>
-          <w:p/>
-        </w:tc>
-      </w:tr>
-      <w:tr>
-        <w:trPr>
-          <w:trHeight w:val="360" w:hRule="atLeast"/>
-        </w:trPr>
-        <w:tc>
-          <w:tcPr>
-            <w:tcW w:type="dxa" w:w="7822"/>
-            <w:gridSpan w:val="7"/>
-            <w:tcBorders>
-              <w:top w:val="single" w:sz="6" w:color="B8CCE4" w:space="0"/>
-              <w:left w:val="single" w:sz="6" w:color="B8CCE4" w:space="0"/>
-              <w:bottom w:val="single" w:sz="6" w:color="B8CCE4" w:space="0"/>
-              <w:right w:val="single" w:sz="6" w:color="B8CCE4" w:space="0"/>
-            </w:tcBorders>
-            <w:vAlign w:val="center"/>
+            <w:tcW w:type="dxa" w:w="1170"/>
           </w:tcPr>
           <w:p>
-            <w:pPr>
-              <w:spacing w:before="20" w:after="20"/>
-              <w:jc w:val="center"/>
-            </w:pPr>
             <w:r>
               <w:rPr>
-                <w:b w:val="0"/>
-                <w:i w:val="0"/>
-                <w:sz w:val="19"/>
+                <w:sz w:val="18"/>
               </w:rPr>
               <w:t>Sheet No: {{ sheet_no }}</w:t>
             </w:r>
@@ -1021,259 +694,191 @@
         </w:tc>
         <w:tc>
           <w:tcPr>
-            <w:tcW w:type="dxa" w:w="1020"/>
-            <w:tcBorders>
-              <w:top w:val="single" w:sz="6" w:color="B8CCE4" w:space="0"/>
-              <w:left w:val="single" w:sz="6" w:color="B8CCE4" w:space="0"/>
-              <w:bottom w:val="single" w:sz="6" w:color="B8CCE4" w:space="0"/>
-              <w:right w:val="single" w:sz="6" w:color="B8CCE4" w:space="0"/>
-            </w:tcBorders>
-            <w:vAlign w:val="center"/>
-            <w:shd w:val="clear" w:color="auto" w:fill="D9E1F2"/>
+            <w:tcW w:type="dxa" w:w="1170"/>
           </w:tcPr>
-          <w:p>
-            <w:pPr>
-              <w:spacing w:before="20" w:after="20"/>
-              <w:jc w:val="center"/>
-            </w:pPr>
-            <w:r>
-              <w:rPr>
-                <w:b/>
-                <w:i w:val="0"/>
-                <w:sz w:val="19"/>
-              </w:rPr>
-              <w:t>Length</w:t>
-            </w:r>
-          </w:p>
+          <w:p/>
         </w:tc>
         <w:tc>
           <w:tcPr>
-            <w:tcW w:type="dxa" w:w="794"/>
-            <w:tcBorders>
-              <w:top w:val="single" w:sz="6" w:color="B8CCE4" w:space="0"/>
-              <w:left w:val="single" w:sz="6" w:color="B8CCE4" w:space="0"/>
-              <w:bottom w:val="single" w:sz="6" w:color="B8CCE4" w:space="0"/>
-              <w:right w:val="single" w:sz="6" w:color="B8CCE4" w:space="0"/>
-            </w:tcBorders>
-            <w:vAlign w:val="center"/>
-            <w:shd w:val="clear" w:color="auto" w:fill="D9E1F2"/>
+            <w:tcW w:type="dxa" w:w="1170"/>
           </w:tcPr>
-          <w:p>
-            <w:pPr>
-              <w:spacing w:before="20" w:after="20"/>
-              <w:jc w:val="center"/>
-            </w:pPr>
-            <w:r>
-              <w:rPr>
-                <w:b/>
-                <w:i w:val="0"/>
-                <w:sz w:val="19"/>
-              </w:rPr>
-              <w:t>Breadth</w:t>
-            </w:r>
-          </w:p>
+          <w:p/>
         </w:tc>
         <w:tc>
           <w:tcPr>
-            <w:tcW w:type="dxa" w:w="567"/>
-            <w:tcBorders>
-              <w:top w:val="single" w:sz="6" w:color="B8CCE4" w:space="0"/>
-              <w:left w:val="single" w:sz="6" w:color="B8CCE4" w:space="0"/>
-              <w:bottom w:val="single" w:sz="6" w:color="B8CCE4" w:space="0"/>
-              <w:right w:val="single" w:sz="6" w:color="B8CCE4" w:space="0"/>
-            </w:tcBorders>
-            <w:vAlign w:val="center"/>
-            <w:shd w:val="clear" w:color="auto" w:fill="D9E1F2"/>
+            <w:tcW w:type="dxa" w:w="1170"/>
           </w:tcPr>
-          <w:p>
-            <w:pPr>
-              <w:spacing w:before="20" w:after="20"/>
-              <w:jc w:val="center"/>
-            </w:pPr>
-            <w:r>
-              <w:rPr>
-                <w:b/>
-                <w:i w:val="0"/>
-                <w:sz w:val="19"/>
-              </w:rPr>
-              <w:t>Height</w:t>
-            </w:r>
-          </w:p>
-        </w:tc>
-      </w:tr>
-      <w:tr>
-        <w:trPr>
-          <w:trHeight w:val="360" w:hRule="atLeast"/>
-        </w:trPr>
-        <w:tc>
-          <w:tcPr>
-            <w:tcW w:type="dxa" w:w="7822"/>
-            <w:gridSpan w:val="7"/>
-            <w:tcBorders>
-              <w:top w:val="single" w:sz="6" w:color="B8CCE4" w:space="0"/>
-              <w:left w:val="single" w:sz="6" w:color="B8CCE4" w:space="0"/>
-              <w:bottom w:val="single" w:sz="6" w:color="B8CCE4" w:space="0"/>
-              <w:right w:val="single" w:sz="6" w:color="B8CCE4" w:space="0"/>
-            </w:tcBorders>
-            <w:vAlign w:val="center"/>
-          </w:tcPr>
-          <w:p>
-            <w:pPr>
-              <w:spacing w:before="20" w:after="20"/>
-              <w:jc w:val="center"/>
-            </w:pPr>
-            <w:r>
-              <w:rPr>
-                <w:b w:val="0"/>
-                <w:i w:val="0"/>
-                <w:sz w:val="19"/>
-              </w:rPr>
-            </w:r>
-          </w:p>
+          <w:p/>
         </w:tc>
         <w:tc>
           <w:tcPr>
-            <w:tcW w:type="dxa" w:w="1020"/>
-            <w:tcBorders>
-              <w:top w:val="single" w:sz="6" w:color="B8CCE4" w:space="0"/>
-              <w:left w:val="single" w:sz="6" w:color="B8CCE4" w:space="0"/>
-              <w:bottom w:val="single" w:sz="6" w:color="B8CCE4" w:space="0"/>
-              <w:right w:val="single" w:sz="6" w:color="B8CCE4" w:space="0"/>
-            </w:tcBorders>
-            <w:vAlign w:val="center"/>
+            <w:tcW w:type="dxa" w:w="1170"/>
           </w:tcPr>
-          <w:p>
-            <w:pPr>
-              <w:spacing w:before="20" w:after="20"/>
-              <w:jc w:val="center"/>
-            </w:pPr>
-            <w:r>
-              <w:rPr>
-                <w:b w:val="0"/>
-                <w:i w:val="0"/>
-                <w:sz w:val="19"/>
-              </w:rPr>
-              <w:t>{{ building_length }}</w:t>
-            </w:r>
-          </w:p>
+          <w:p/>
         </w:tc>
         <w:tc>
           <w:tcPr>
-            <w:tcW w:type="dxa" w:w="794"/>
-            <w:tcBorders>
-              <w:top w:val="single" w:sz="6" w:color="B8CCE4" w:space="0"/>
-              <w:left w:val="single" w:sz="6" w:color="B8CCE4" w:space="0"/>
-              <w:bottom w:val="single" w:sz="6" w:color="B8CCE4" w:space="0"/>
-              <w:right w:val="single" w:sz="6" w:color="B8CCE4" w:space="0"/>
-            </w:tcBorders>
-            <w:vAlign w:val="center"/>
+            <w:tcW w:type="dxa" w:w="1170"/>
           </w:tcPr>
-          <w:p>
-            <w:pPr>
-              <w:spacing w:before="20" w:after="20"/>
-              <w:jc w:val="center"/>
-            </w:pPr>
-            <w:r>
-              <w:rPr>
-                <w:b w:val="0"/>
-                <w:i w:val="0"/>
-                <w:sz w:val="19"/>
-              </w:rPr>
-              <w:t>{{ building_breadth }}</w:t>
-            </w:r>
-          </w:p>
+          <w:p/>
         </w:tc>
         <w:tc>
           <w:tcPr>
-            <w:tcW w:type="dxa" w:w="567"/>
-            <w:tcBorders>
-              <w:top w:val="single" w:sz="6" w:color="B8CCE4" w:space="0"/>
-              <w:left w:val="single" w:sz="6" w:color="B8CCE4" w:space="0"/>
-              <w:bottom w:val="single" w:sz="6" w:color="B8CCE4" w:space="0"/>
-              <w:right w:val="single" w:sz="6" w:color="B8CCE4" w:space="0"/>
-            </w:tcBorders>
-            <w:vAlign w:val="center"/>
+            <w:tcW w:type="dxa" w:w="1170"/>
           </w:tcPr>
-          <w:p>
-            <w:pPr>
-              <w:spacing w:before="20" w:after="20"/>
-              <w:jc w:val="center"/>
-            </w:pPr>
-            <w:r>
-              <w:rPr>
-                <w:b w:val="0"/>
-                <w:i w:val="0"/>
-                <w:sz w:val="19"/>
-              </w:rPr>
-              <w:t>{{ building_height }}</w:t>
-            </w:r>
-          </w:p>
-        </w:tc>
-      </w:tr>
-      <w:tr>
-        <w:trPr>
-          <w:trHeight w:val="420" w:hRule="atLeast"/>
-        </w:trPr>
-        <w:tc>
-          <w:tcPr>
-            <w:tcW w:type="dxa" w:w="7822"/>
-            <w:gridSpan w:val="7"/>
-            <w:tcBorders>
-              <w:top w:val="single" w:sz="6" w:color="B8CCE4" w:space="0"/>
-              <w:left w:val="single" w:sz="6" w:color="B8CCE4" w:space="0"/>
-              <w:bottom w:val="single" w:sz="6" w:color="B8CCE4" w:space="0"/>
-              <w:right w:val="single" w:sz="6" w:color="B8CCE4" w:space="0"/>
-            </w:tcBorders>
-            <w:vAlign w:val="center"/>
-            <w:shd w:val="clear" w:color="auto" w:fill="D9E1F2"/>
-          </w:tcPr>
-          <w:p>
-            <w:pPr>
-              <w:spacing w:before="20" w:after="20"/>
-              <w:jc w:val="center"/>
-            </w:pPr>
-            <w:r>
-              <w:rPr>
-                <w:b/>
-                <w:i w:val="0"/>
-                <w:sz w:val="19"/>
-              </w:rPr>
-              <w:t>Total Fair Market Value of Land &amp; Building Project</w:t>
-            </w:r>
-          </w:p>
-        </w:tc>
-        <w:tc>
-          <w:tcPr>
-            <w:tcW w:type="dxa" w:w="2381"/>
-            <w:gridSpan w:val="3"/>
-            <w:tcBorders>
-              <w:top w:val="single" w:sz="6" w:color="B8CCE4" w:space="0"/>
-              <w:left w:val="single" w:sz="6" w:color="B8CCE4" w:space="0"/>
-              <w:bottom w:val="single" w:sz="6" w:color="B8CCE4" w:space="0"/>
-              <w:right w:val="single" w:sz="6" w:color="B8CCE4" w:space="0"/>
-            </w:tcBorders>
-            <w:vAlign w:val="center"/>
-          </w:tcPr>
-          <w:p>
-            <w:pPr>
-              <w:spacing w:before="20" w:after="20"/>
-              <w:jc w:val="right"/>
-            </w:pPr>
-            <w:r>
-              <w:rPr>
-                <w:b/>
-                <w:i w:val="0"/>
-                <w:sz w:val="19"/>
-              </w:rPr>
-              <w:t>{{ fair_market_value }}</w:t>
-            </w:r>
-          </w:p>
+          <w:p/>
         </w:tc>
       </w:tr>
     </w:tbl>
+    <w:p>
+      <w:pPr>
+        <w:spacing w:before="80" w:after="0"/>
+      </w:pPr>
+    </w:p>
+    <w:p>
+      <w:pPr>
+        <w:spacing w:before="0" w:after="40"/>
+      </w:pPr>
+      <w:r>
+        <w:rPr>
+          <w:b/>
+          <w:i w:val="0"/>
+          <w:sz w:val="20"/>
+        </w:rPr>
+        <w:t>Total Fair Market Value of Land &amp; Building Project</w:t>
+      </w:r>
+      <w:r>
+        <w:rPr>
+          <w:b w:val="0"/>
+          <w:i w:val="0"/>
+          <w:sz w:val="20"/>
+        </w:rPr>
+        <w:t xml:space="preserve"> (NRs.): </w:t>
+      </w:r>
+      <w:r>
+        <w:rPr>
+          <w:b/>
+          <w:i w:val="0"/>
+          <w:sz w:val="20"/>
+        </w:rPr>
+        <w:t>{{ fair_market_value }}</w:t>
+      </w:r>
+    </w:p>
+    <w:p>
+      <w:pPr>
+        <w:spacing w:before="0" w:after="40"/>
+      </w:pPr>
+      <w:r>
+        <w:rPr>
+          <w:b/>
+          <w:i w:val="0"/>
+          <w:sz w:val="20"/>
+        </w:rPr>
+        <w:t xml:space="preserve">FAIR MARKET VALUE OF THE PROPERTY (NRs.): </w:t>
+      </w:r>
+      <w:r>
+        <w:rPr>
+          <w:b/>
+          <w:i w:val="0"/>
+          <w:sz w:val="20"/>
+        </w:rPr>
+        <w:t>{{ fair_market_value }}</w:t>
+      </w:r>
+    </w:p>
+    <w:p>
+      <w:pPr>
+        <w:spacing w:before="0" w:after="40"/>
+      </w:pPr>
+      <w:r>
+        <w:rPr>
+          <w:b w:val="0"/>
+          <w:i w:val="0"/>
+          <w:sz w:val="20"/>
+        </w:rPr>
+        <w:t xml:space="preserve">In Words: </w:t>
+      </w:r>
+      <w:r>
+        <w:rPr>
+          <w:b w:val="0"/>
+          <w:i/>
+          <w:sz w:val="20"/>
+        </w:rPr>
+        <w:t>{{ valuation_in_words }}</w:t>
+      </w:r>
+    </w:p>
+    <w:p>
+      <w:pPr>
+        <w:spacing w:before="80" w:after="0"/>
+      </w:pPr>
+      <w:r>
+        <w:rPr>
+          <w:b w:val="0"/>
+          <w:i w:val="0"/>
+          <w:sz w:val="20"/>
+        </w:rPr>
+        <w:t>All necessary calculations and documents are attached herewith for ready reference and record.</w:t>
+      </w:r>
+    </w:p>
+    <w:p>
+      <w:pPr>
+        <w:spacing w:before="200" w:after="0"/>
+      </w:pPr>
+    </w:p>
+    <w:p>
+      <w:pPr>
+        <w:spacing w:before="0" w:after="360"/>
+      </w:pPr>
+      <w:r>
+        <w:rPr>
+          <w:b w:val="0"/>
+          <w:i w:val="0"/>
+          <w:sz w:val="20"/>
+        </w:rPr>
+        <w:t>Yours faithfully,</w:t>
+      </w:r>
+    </w:p>
+    <w:p>
+      <w:pPr>
+        <w:spacing w:before="0" w:after="20"/>
+      </w:pPr>
+      <w:r>
+        <w:rPr>
+          <w:b/>
+          <w:i w:val="0"/>
+          <w:sz w:val="20"/>
+        </w:rPr>
+        <w:t>{{ certifier_name }}</w:t>
+      </w:r>
+    </w:p>
+    <w:p>
+      <w:pPr>
+        <w:spacing w:before="0" w:after="20"/>
+      </w:pPr>
+      <w:r>
+        <w:rPr>
+          <w:b w:val="0"/>
+          <w:i w:val="0"/>
+          <w:sz w:val="20"/>
+        </w:rPr>
+        <w:t>NEC. No.: {{ nec_no }} "Civil" "{{ nec_class }}" Class</w:t>
+      </w:r>
+    </w:p>
+    <w:p>
+      <w:pPr>
+        <w:spacing w:before="0" w:after="0"/>
+      </w:pPr>
+      <w:r>
+        <w:rPr>
+          <w:b w:val="0"/>
+          <w:i w:val="0"/>
+          <w:sz w:val="20"/>
+        </w:rPr>
+        <w:t>For {{ firm_name }}</w:t>
+      </w:r>
+    </w:p>
     <w:sectPr>
-      <w:pgSz w:w="11906" w:h="16838"/>
-      <w:pgMar w:top="1020" w:right="850" w:bottom="1020" w:left="850" w:header="720" w:footer="720" w:gutter="0"/>
+      <w:pgSz w:w="12240" w:h="15840"/>
+      <w:pgMar w:top="1152" w:right="1440" w:bottom="1152" w:left="1440" w:header="720" w:footer="720" w:gutter="0"/>
       <w:cols w:space="720"/>
       <w:docGrid w:linePitch="360"/>
     </w:sectPr>
